--- a/klagomål/A 24547-2026 FSC-klagomål.docx
+++ b/klagomål/A 24547-2026 FSC-klagomål.docx
@@ -662,7 +662,7 @@
     <w:r>
       <w:tab/>
       <w:tab/>
-      <w:t>2026-05-29</w:t>
+      <w:t>2026-05-30</w:t>
       <w:br/>
       <w:br/>
     </w:r>

--- a/klagomål/A 24547-2026 FSC-klagomål.docx
+++ b/klagomål/A 24547-2026 FSC-klagomål.docx
@@ -662,7 +662,7 @@
     <w:r>
       <w:tab/>
       <w:tab/>
-      <w:t>2026-05-30</w:t>
+      <w:t>2026-05-31</w:t>
       <w:br/>
       <w:br/>
     </w:r>

--- a/klagomål/A 24547-2026 FSC-klagomål.docx
+++ b/klagomål/A 24547-2026 FSC-klagomål.docx
@@ -662,7 +662,7 @@
     <w:r>
       <w:tab/>
       <w:tab/>
-      <w:t>2026-05-31</w:t>
+      <w:t>2026-06-01</w:t>
       <w:br/>
       <w:br/>
     </w:r>

--- a/klagomål/A 24547-2026 FSC-klagomål.docx
+++ b/klagomål/A 24547-2026 FSC-klagomål.docx
@@ -662,7 +662,7 @@
     <w:r>
       <w:tab/>
       <w:tab/>
-      <w:t>2026-06-01</w:t>
+      <w:t>2026-06-02</w:t>
       <w:br/>
       <w:br/>
     </w:r>

--- a/klagomål/A 24547-2026 FSC-klagomål.docx
+++ b/klagomål/A 24547-2026 FSC-klagomål.docx
@@ -662,7 +662,7 @@
     <w:r>
       <w:tab/>
       <w:tab/>
-      <w:t>2026-06-02</w:t>
+      <w:t>2026-06-03</w:t>
       <w:br/>
       <w:br/>
     </w:r>

--- a/klagomål/A 24547-2026 FSC-klagomål.docx
+++ b/klagomål/A 24547-2026 FSC-klagomål.docx
@@ -662,7 +662,7 @@
     <w:r>
       <w:tab/>
       <w:tab/>
-      <w:t>2026-06-03</w:t>
+      <w:t>2026-06-04</w:t>
       <w:br/>
       <w:br/>
     </w:r>

--- a/klagomål/A 24547-2026 FSC-klagomål.docx
+++ b/klagomål/A 24547-2026 FSC-klagomål.docx
@@ -662,7 +662,7 @@
     <w:r>
       <w:tab/>
       <w:tab/>
-      <w:t>2026-06-04</w:t>
+      <w:t>2026-06-05</w:t>
       <w:br/>
       <w:br/>
     </w:r>

--- a/klagomål/A 24547-2026 FSC-klagomål.docx
+++ b/klagomål/A 24547-2026 FSC-klagomål.docx
@@ -662,7 +662,7 @@
     <w:r>
       <w:tab/>
       <w:tab/>
-      <w:t>2026-06-05</w:t>
+      <w:t>2026-06-06</w:t>
       <w:br/>
       <w:br/>
     </w:r>

--- a/klagomål/A 24547-2026 FSC-klagomål.docx
+++ b/klagomål/A 24547-2026 FSC-klagomål.docx
@@ -662,7 +662,7 @@
     <w:r>
       <w:tab/>
       <w:tab/>
-      <w:t>2026-06-06</w:t>
+      <w:t>2026-06-07</w:t>
       <w:br/>
       <w:br/>
     </w:r>

--- a/klagomål/A 24547-2026 FSC-klagomål.docx
+++ b/klagomål/A 24547-2026 FSC-klagomål.docx
@@ -662,7 +662,7 @@
     <w:r>
       <w:tab/>
       <w:tab/>
-      <w:t>2026-06-07</w:t>
+      <w:t>2026-06-08</w:t>
       <w:br/>
       <w:br/>
     </w:r>

--- a/klagomål/A 24547-2026 FSC-klagomål.docx
+++ b/klagomål/A 24547-2026 FSC-klagomål.docx
@@ -662,7 +662,7 @@
     <w:r>
       <w:tab/>
       <w:tab/>
-      <w:t>2026-06-08</w:t>
+      <w:t>2026-06-09</w:t>
       <w:br/>
       <w:br/>
     </w:r>

--- a/klagomål/A 24547-2026 FSC-klagomål.docx
+++ b/klagomål/A 24547-2026 FSC-klagomål.docx
@@ -662,7 +662,7 @@
     <w:r>
       <w:tab/>
       <w:tab/>
-      <w:t>2026-06-09</w:t>
+      <w:t>2026-06-10</w:t>
       <w:br/>
       <w:br/>
     </w:r>

--- a/klagomål/A 24547-2026 FSC-klagomål.docx
+++ b/klagomål/A 24547-2026 FSC-klagomål.docx
@@ -662,7 +662,7 @@
     <w:r>
       <w:tab/>
       <w:tab/>
-      <w:t>2026-06-10</w:t>
+      <w:t>2026-06-11</w:t>
       <w:br/>
       <w:br/>
     </w:r>

--- a/klagomål/A 24547-2026 FSC-klagomål.docx
+++ b/klagomål/A 24547-2026 FSC-klagomål.docx
@@ -662,7 +662,7 @@
     <w:r>
       <w:tab/>
       <w:tab/>
-      <w:t>2026-06-11</w:t>
+      <w:t>2026-06-12</w:t>
       <w:br/>
       <w:br/>
     </w:r>

--- a/klagomål/A 24547-2026 FSC-klagomål.docx
+++ b/klagomål/A 24547-2026 FSC-klagomål.docx
@@ -662,7 +662,7 @@
     <w:r>
       <w:tab/>
       <w:tab/>
-      <w:t>2026-06-12</w:t>
+      <w:t>2026-06-13</w:t>
       <w:br/>
       <w:br/>
     </w:r>

--- a/klagomål/A 24547-2026 FSC-klagomål.docx
+++ b/klagomål/A 24547-2026 FSC-klagomål.docx
@@ -662,7 +662,7 @@
     <w:r>
       <w:tab/>
       <w:tab/>
-      <w:t>2026-06-15</w:t>
+      <w:t>2026-06-16</w:t>
       <w:br/>
       <w:br/>
     </w:r>

--- a/klagomål/A 24547-2026 FSC-klagomål.docx
+++ b/klagomål/A 24547-2026 FSC-klagomål.docx
@@ -662,7 +662,7 @@
     <w:r>
       <w:tab/>
       <w:tab/>
-      <w:t>2026-06-16</w:t>
+      <w:t>2026-06-17</w:t>
       <w:br/>
       <w:br/>
     </w:r>

--- a/klagomål/A 24547-2026 FSC-klagomål.docx
+++ b/klagomål/A 24547-2026 FSC-klagomål.docx
@@ -1,6 +1,6 @@
 
 <file path=word/document.xml><?xml version="1.0" encoding="utf-8"?>
-<w:document xmlns:wpc="http://schemas.microsoft.com/office/word/2010/wordprocessingCanvas" xmlns:cx="http://schemas.microsoft.com/office/drawing/2014/chartex" xmlns:cx1="http://schemas.microsoft.com/office/drawing/2015/9/8/chartex" xmlns:cx2="http://schemas.microsoft.com/office/drawing/2015/10/21/chartex" xmlns:cx3="http://schemas.microsoft.com/office/drawing/2016/5/9/chartex" xmlns:cx4="http://schemas.microsoft.com/office/drawing/2016/5/10/chartex" xmlns:cx5="http://schemas.microsoft.com/office/drawing/2016/5/11/chartex" xmlns:cx6="http://schemas.microsoft.com/office/drawing/2016/5/12/chartex" xmlns:cx7="http://schemas.microsoft.com/office/drawing/2016/5/13/chartex" xmlns:cx8="http://schemas.microsoft.com/office/drawing/2016/5/14/chartex" xmlns:mc="http://schemas.openxmlformats.org/markup-compatibility/2006" xmlns:aink="http://schemas.microsoft.com/office/drawing/2016/ink" xmlns:am3d="http://schemas.microsoft.com/office/drawing/2017/model3d" xmlns:o="urn:schemas-microsoft-com:office:office" xmlns:oel="http://schemas.microsoft.com/office/2019/extlst" xmlns:r="http://schemas.openxmlformats.org/officeDocument/2006/relationships" xmlns:m="http://schemas.openxmlformats.org/officeDocument/2006/math" xmlns:v="urn:schemas-microsoft-com:vml" xmlns:wp14="http://schemas.microsoft.com/office/word/2010/wordprocessingDrawing" xmlns:wp="http://schemas.openxmlformats.org/drawingml/2006/wordprocessingDrawing" xmlns:w10="urn:schemas-microsoft-com:office:word" xmlns:w="http://schemas.openxmlformats.org/wordprocessingml/2006/main" xmlns:w14="http://schemas.microsoft.com/office/word/2010/wordml" xmlns:w15="http://schemas.microsoft.com/office/word/2012/wordml" xmlns:w16cex="http://schemas.microsoft.com/office/word/2018/wordml/cex" xmlns:w16cid="http://schemas.microsoft.com/office/word/2016/wordml/cid" xmlns:w16="http://schemas.microsoft.com/office/word/2018/wordml" xmlns:w16sdtdh="http://schemas.microsoft.com/office/word/2020/wordml/sdtdatahash" xmlns:w16se="http://schemas.microsoft.com/office/word/2015/wordml/symex" xmlns:wpg="http://schemas.microsoft.com/office/word/2010/wordprocessingGroup" xmlns:wpi="http://schemas.microsoft.com/office/word/2010/wordprocessingInk" xmlns:wne="http://schemas.microsoft.com/office/word/2006/wordml" xmlns:wps="http://schemas.microsoft.com/office/word/2010/wordprocessingShape" mc:Ignorable="w14 w15 w16se w16cid w16 w16cex w16sdtdh wp14">
+<w:document xmlns:wpc="http://schemas.microsoft.com/office/word/2010/wordprocessingCanvas" xmlns:cx="http://schemas.microsoft.com/office/drawing/2014/chartex" xmlns:cx1="http://schemas.microsoft.com/office/drawing/2015/9/8/chartex" xmlns:cx2="http://schemas.microsoft.com/office/drawing/2015/10/21/chartex" xmlns:cx3="http://schemas.microsoft.com/office/drawing/2016/5/9/chartex" xmlns:cx4="http://schemas.microsoft.com/office/drawing/2016/5/10/chartex" xmlns:cx5="http://schemas.microsoft.com/office/drawing/2016/5/11/chartex" xmlns:cx6="http://schemas.microsoft.com/office/drawing/2016/5/12/chartex" xmlns:cx7="http://schemas.microsoft.com/office/drawing/2016/5/13/chartex" xmlns:cx8="http://schemas.microsoft.com/office/drawing/2016/5/14/chartex" xmlns:mc="http://schemas.openxmlformats.org/markup-compatibility/2006" xmlns:aink="http://schemas.microsoft.com/office/drawing/2016/ink" xmlns:am3d="http://schemas.microsoft.com/office/drawing/2017/model3d" xmlns:o="urn:schemas-microsoft-com:office:office" xmlns:oel="http://schemas.microsoft.com/office/2019/extlst" xmlns:r="http://schemas.openxmlformats.org/officeDocument/2006/relationships" xmlns:m="http://schemas.openxmlformats.org/officeDocument/2006/math" xmlns:v="urn:schemas-microsoft-com:vml" xmlns:wp14="http://schemas.microsoft.com/office/word/2010/wordprocessingDrawing" xmlns:wp="http://schemas.openxmlformats.org/drawingml/2006/wordprocessingDrawing" xmlns:w10="urn:schemas-microsoft-com:office:word" xmlns:w="http://schemas.openxmlformats.org/wordprocessingml/2006/main" xmlns:w14="http://schemas.microsoft.com/office/word/2010/wordml" xmlns:w15="http://schemas.microsoft.com/office/word/2012/wordml" xmlns:w16cex="http://schemas.microsoft.com/office/word/2018/wordml/cex" xmlns:w16cid="http://schemas.microsoft.com/office/word/2016/wordml/cid" xmlns:w16="http://schemas.microsoft.com/office/word/2018/wordml" xmlns:w16du="http://schemas.microsoft.com/office/word/2023/wordml/word16du" xmlns:w16sdtdh="http://schemas.microsoft.com/office/word/2020/wordml/sdtdatahash" xmlns:w16sdtfl="http://schemas.microsoft.com/office/word/2024/wordml/sdtformatlock" xmlns:w16se="http://schemas.microsoft.com/office/word/2015/wordml/symex" xmlns:wpg="http://schemas.microsoft.com/office/word/2010/wordprocessingGroup" xmlns:wpi="http://schemas.microsoft.com/office/word/2010/wordprocessingInk" xmlns:wne="http://schemas.microsoft.com/office/word/2006/wordml" xmlns:wps="http://schemas.microsoft.com/office/word/2010/wordprocessingShape" mc:Ignorable="w14 w15 w16se w16cid w16 w16cex w16sdtdh w16sdtfl w16du wp14">
   <w:body>
     <w:p>
       <w:r>
@@ -168,7 +168,7 @@
     </w:p>
     <w:p>
       <w:r>
-        <w:t>Detta dokument behandlar höga naturvärden i avverkningsanmälan A 24547-2026 i Arvika kommun. Denna avverkningsanmälan inkom 2026-05-28 13:42:16 och omfattar 8,5 ha.</w:t>
+        <w:t>Detta dokument behandlar höga naturvärden i avverkningsanmälan A 24547-2026 i Arvika kommun som inkom 2026-05-28 och omfattar 8,5 ha.</w:t>
       </w:r>
     </w:p>
     <w:p>
@@ -196,7 +196,10 @@
     </w:p>
     <w:p>
       <w:r>
-        <w:t>De påträffade naturvårdsarterna är ett tydligt kvitto på att detta rör sig om en skog med höga naturvärden. I Figur 1 visas en karta över det avverkningsanmälda området, där samtliga fyndplatser för naturvårdsarter som finns registrerade på Artportalen har markerats.</w:t>
+        <w:t>De påträffade naturvårdsarterna är ett tydligt kvitto på att det rör sig om en skog med höga naturvärden.</w:t>
+      </w:r>
+      <w:r>
+        <w:t xml:space="preserve"> I Figur 1 visas fyndplatser för naturvårdsarter i området, som finns registrerade på Artportalen.</w:t>
       </w:r>
     </w:p>
     <w:p>
@@ -206,7 +209,7 @@
       <w:r>
         <w:drawing>
           <wp:inline xmlns:a="http://schemas.openxmlformats.org/drawingml/2006/main" xmlns:pic="http://schemas.openxmlformats.org/drawingml/2006/picture">
-            <wp:extent cx="5486400" cy="5350995"/>
+            <wp:extent cx="5486400" cy="5255242"/>
             <wp:docPr id="1" name="Picture 1"/>
             <wp:cNvGraphicFramePr>
               <a:graphicFrameLocks noChangeAspect="1"/>
@@ -227,7 +230,7 @@
                   <pic:spPr>
                     <a:xfrm>
                       <a:off x="0" y="0"/>
-                      <a:ext cx="5486400" cy="5350995"/>
+                      <a:ext cx="5486400" cy="5255242"/>
                     </a:xfrm>
                     <a:prstGeom prst="rect"/>
                   </pic:spPr>
@@ -241,9 +244,10 @@
     <w:p>
       <w:pPr>
         <w:pStyle w:val="Caption"/>
+        <w:spacing w:after="240"/>
       </w:pPr>
       <w:r>
-        <w:t>Figur 1. Fyndplatser för naturvårdsarter i det avverkningsanmälda området (röd linje). Markörer utan svart kant är placerade på fyndplatsen. Markörer med svart kant är placerade vid sidan av fyndplatsen och har ett svart streck som visar fyndplatsens exakta position. Kartans mittpunktskoordinat är N 6591449, E 368763 i SWEREF 99 TM.</w:t>
+        <w:t>Figur 1. Fyndplatser för naturvårdsarter i avverkningsanmälan (röd linje). Markörer utan svart kant är placerade på fyndplatsen. Markörer med svart kant är placerade vid sidan av fyndplatsen och har ett svart streck som visar fyndplatsens exakta position. Kartans mittpunktskoordinat är N 6591449, E 368763 i SWEREF 99 TM.</w:t>
       </w:r>
     </w:p>
     <w:p>
@@ -552,7 +556,7 @@
 </file>
 
 <file path=word/endnotes.xml><?xml version="1.0" encoding="utf-8"?>
-<w:endnotes xmlns:wpc="http://schemas.microsoft.com/office/word/2010/wordprocessingCanvas" xmlns:cx="http://schemas.microsoft.com/office/drawing/2014/chartex" xmlns:cx1="http://schemas.microsoft.com/office/drawing/2015/9/8/chartex" xmlns:cx2="http://schemas.microsoft.com/office/drawing/2015/10/21/chartex" xmlns:cx3="http://schemas.microsoft.com/office/drawing/2016/5/9/chartex" xmlns:cx4="http://schemas.microsoft.com/office/drawing/2016/5/10/chartex" xmlns:cx5="http://schemas.microsoft.com/office/drawing/2016/5/11/chartex" xmlns:cx6="http://schemas.microsoft.com/office/drawing/2016/5/12/chartex" xmlns:cx7="http://schemas.microsoft.com/office/drawing/2016/5/13/chartex" xmlns:cx8="http://schemas.microsoft.com/office/drawing/2016/5/14/chartex" xmlns:mc="http://schemas.openxmlformats.org/markup-compatibility/2006" xmlns:aink="http://schemas.microsoft.com/office/drawing/2016/ink" xmlns:am3d="http://schemas.microsoft.com/office/drawing/2017/model3d" xmlns:o="urn:schemas-microsoft-com:office:office" xmlns:oel="http://schemas.microsoft.com/office/2019/extlst" xmlns:r="http://schemas.openxmlformats.org/officeDocument/2006/relationships" xmlns:m="http://schemas.openxmlformats.org/officeDocument/2006/math" xmlns:v="urn:schemas-microsoft-com:vml" xmlns:wp14="http://schemas.microsoft.com/office/word/2010/wordprocessingDrawing" xmlns:wp="http://schemas.openxmlformats.org/drawingml/2006/wordprocessingDrawing" xmlns:w10="urn:schemas-microsoft-com:office:word" xmlns:w="http://schemas.openxmlformats.org/wordprocessingml/2006/main" xmlns:w14="http://schemas.microsoft.com/office/word/2010/wordml" xmlns:w15="http://schemas.microsoft.com/office/word/2012/wordml" xmlns:w16cex="http://schemas.microsoft.com/office/word/2018/wordml/cex" xmlns:w16cid="http://schemas.microsoft.com/office/word/2016/wordml/cid" xmlns:w16="http://schemas.microsoft.com/office/word/2018/wordml" xmlns:w16sdtdh="http://schemas.microsoft.com/office/word/2020/wordml/sdtdatahash" xmlns:w16se="http://schemas.microsoft.com/office/word/2015/wordml/symex" xmlns:wpg="http://schemas.microsoft.com/office/word/2010/wordprocessingGroup" xmlns:wpi="http://schemas.microsoft.com/office/word/2010/wordprocessingInk" xmlns:wne="http://schemas.microsoft.com/office/word/2006/wordml" xmlns:wps="http://schemas.microsoft.com/office/word/2010/wordprocessingShape" mc:Ignorable="w14 w15 w16se w16cid w16 w16cex w16sdtdh wp14">
+<w:endnotes xmlns:wpc="http://schemas.microsoft.com/office/word/2010/wordprocessingCanvas" xmlns:cx="http://schemas.microsoft.com/office/drawing/2014/chartex" xmlns:cx1="http://schemas.microsoft.com/office/drawing/2015/9/8/chartex" xmlns:cx2="http://schemas.microsoft.com/office/drawing/2015/10/21/chartex" xmlns:cx3="http://schemas.microsoft.com/office/drawing/2016/5/9/chartex" xmlns:cx4="http://schemas.microsoft.com/office/drawing/2016/5/10/chartex" xmlns:cx5="http://schemas.microsoft.com/office/drawing/2016/5/11/chartex" xmlns:cx6="http://schemas.microsoft.com/office/drawing/2016/5/12/chartex" xmlns:cx7="http://schemas.microsoft.com/office/drawing/2016/5/13/chartex" xmlns:cx8="http://schemas.microsoft.com/office/drawing/2016/5/14/chartex" xmlns:mc="http://schemas.openxmlformats.org/markup-compatibility/2006" xmlns:aink="http://schemas.microsoft.com/office/drawing/2016/ink" xmlns:am3d="http://schemas.microsoft.com/office/drawing/2017/model3d" xmlns:o="urn:schemas-microsoft-com:office:office" xmlns:oel="http://schemas.microsoft.com/office/2019/extlst" xmlns:r="http://schemas.openxmlformats.org/officeDocument/2006/relationships" xmlns:m="http://schemas.openxmlformats.org/officeDocument/2006/math" xmlns:v="urn:schemas-microsoft-com:vml" xmlns:wp14="http://schemas.microsoft.com/office/word/2010/wordprocessingDrawing" xmlns:wp="http://schemas.openxmlformats.org/drawingml/2006/wordprocessingDrawing" xmlns:w10="urn:schemas-microsoft-com:office:word" xmlns:w="http://schemas.openxmlformats.org/wordprocessingml/2006/main" xmlns:w14="http://schemas.microsoft.com/office/word/2010/wordml" xmlns:w15="http://schemas.microsoft.com/office/word/2012/wordml" xmlns:w16cex="http://schemas.microsoft.com/office/word/2018/wordml/cex" xmlns:w16cid="http://schemas.microsoft.com/office/word/2016/wordml/cid" xmlns:w16="http://schemas.microsoft.com/office/word/2018/wordml" xmlns:w16du="http://schemas.microsoft.com/office/word/2023/wordml/word16du" xmlns:w16sdtdh="http://schemas.microsoft.com/office/word/2020/wordml/sdtdatahash" xmlns:w16sdtfl="http://schemas.microsoft.com/office/word/2024/wordml/sdtformatlock" xmlns:w16se="http://schemas.microsoft.com/office/word/2015/wordml/symex" xmlns:wpg="http://schemas.microsoft.com/office/word/2010/wordprocessingGroup" xmlns:wpi="http://schemas.microsoft.com/office/word/2010/wordprocessingInk" xmlns:wne="http://schemas.microsoft.com/office/word/2006/wordml" xmlns:wps="http://schemas.microsoft.com/office/word/2010/wordprocessingShape" mc:Ignorable="w14 w15 w16se w16cid w16 w16cex w16sdtdh w16sdtfl w16du wp14">
   <w:endnote w:type="separator" w:id="-1">
     <w:p>
       <w:pPr>
@@ -577,7 +581,7 @@
 </file>
 
 <file path=word/footer1.xml><?xml version="1.0" encoding="utf-8"?>
-<w:ftr xmlns:wpc="http://schemas.microsoft.com/office/word/2010/wordprocessingCanvas" xmlns:cx="http://schemas.microsoft.com/office/drawing/2014/chartex" xmlns:cx1="http://schemas.microsoft.com/office/drawing/2015/9/8/chartex" xmlns:cx2="http://schemas.microsoft.com/office/drawing/2015/10/21/chartex" xmlns:cx3="http://schemas.microsoft.com/office/drawing/2016/5/9/chartex" xmlns:cx4="http://schemas.microsoft.com/office/drawing/2016/5/10/chartex" xmlns:cx5="http://schemas.microsoft.com/office/drawing/2016/5/11/chartex" xmlns:cx6="http://schemas.microsoft.com/office/drawing/2016/5/12/chartex" xmlns:cx7="http://schemas.microsoft.com/office/drawing/2016/5/13/chartex" xmlns:cx8="http://schemas.microsoft.com/office/drawing/2016/5/14/chartex" xmlns:mc="http://schemas.openxmlformats.org/markup-compatibility/2006" xmlns:aink="http://schemas.microsoft.com/office/drawing/2016/ink" xmlns:am3d="http://schemas.microsoft.com/office/drawing/2017/model3d" xmlns:o="urn:schemas-microsoft-com:office:office" xmlns:oel="http://schemas.microsoft.com/office/2019/extlst" xmlns:r="http://schemas.openxmlformats.org/officeDocument/2006/relationships" xmlns:m="http://schemas.openxmlformats.org/officeDocument/2006/math" xmlns:v="urn:schemas-microsoft-com:vml" xmlns:wp14="http://schemas.microsoft.com/office/word/2010/wordprocessingDrawing" xmlns:wp="http://schemas.openxmlformats.org/drawingml/2006/wordprocessingDrawing" xmlns:w10="urn:schemas-microsoft-com:office:word" xmlns:w="http://schemas.openxmlformats.org/wordprocessingml/2006/main" xmlns:w14="http://schemas.microsoft.com/office/word/2010/wordml" xmlns:w15="http://schemas.microsoft.com/office/word/2012/wordml" xmlns:w16cex="http://schemas.microsoft.com/office/word/2018/wordml/cex" xmlns:w16cid="http://schemas.microsoft.com/office/word/2016/wordml/cid" xmlns:w16="http://schemas.microsoft.com/office/word/2018/wordml" xmlns:w16sdtdh="http://schemas.microsoft.com/office/word/2020/wordml/sdtdatahash" xmlns:w16se="http://schemas.microsoft.com/office/word/2015/wordml/symex" xmlns:wpg="http://schemas.microsoft.com/office/word/2010/wordprocessingGroup" xmlns:wpi="http://schemas.microsoft.com/office/word/2010/wordprocessingInk" xmlns:wne="http://schemas.microsoft.com/office/word/2006/wordml" xmlns:wps="http://schemas.microsoft.com/office/word/2010/wordprocessingShape" mc:Ignorable="w14 w15 w16se w16cid w16 w16cex w16sdtdh wp14">
+<w:ftr xmlns:wpc="http://schemas.microsoft.com/office/word/2010/wordprocessingCanvas" xmlns:cx="http://schemas.microsoft.com/office/drawing/2014/chartex" xmlns:cx1="http://schemas.microsoft.com/office/drawing/2015/9/8/chartex" xmlns:cx2="http://schemas.microsoft.com/office/drawing/2015/10/21/chartex" xmlns:cx3="http://schemas.microsoft.com/office/drawing/2016/5/9/chartex" xmlns:cx4="http://schemas.microsoft.com/office/drawing/2016/5/10/chartex" xmlns:cx5="http://schemas.microsoft.com/office/drawing/2016/5/11/chartex" xmlns:cx6="http://schemas.microsoft.com/office/drawing/2016/5/12/chartex" xmlns:cx7="http://schemas.microsoft.com/office/drawing/2016/5/13/chartex" xmlns:cx8="http://schemas.microsoft.com/office/drawing/2016/5/14/chartex" xmlns:mc="http://schemas.openxmlformats.org/markup-compatibility/2006" xmlns:aink="http://schemas.microsoft.com/office/drawing/2016/ink" xmlns:am3d="http://schemas.microsoft.com/office/drawing/2017/model3d" xmlns:o="urn:schemas-microsoft-com:office:office" xmlns:oel="http://schemas.microsoft.com/office/2019/extlst" xmlns:r="http://schemas.openxmlformats.org/officeDocument/2006/relationships" xmlns:m="http://schemas.openxmlformats.org/officeDocument/2006/math" xmlns:v="urn:schemas-microsoft-com:vml" xmlns:wp14="http://schemas.microsoft.com/office/word/2010/wordprocessingDrawing" xmlns:wp="http://schemas.openxmlformats.org/drawingml/2006/wordprocessingDrawing" xmlns:w10="urn:schemas-microsoft-com:office:word" xmlns:w="http://schemas.openxmlformats.org/wordprocessingml/2006/main" xmlns:w14="http://schemas.microsoft.com/office/word/2010/wordml" xmlns:w15="http://schemas.microsoft.com/office/word/2012/wordml" xmlns:w16cex="http://schemas.microsoft.com/office/word/2018/wordml/cex" xmlns:w16cid="http://schemas.microsoft.com/office/word/2016/wordml/cid" xmlns:w16="http://schemas.microsoft.com/office/word/2018/wordml" xmlns:w16du="http://schemas.microsoft.com/office/word/2023/wordml/word16du" xmlns:w16sdtdh="http://schemas.microsoft.com/office/word/2020/wordml/sdtdatahash" xmlns:w16sdtfl="http://schemas.microsoft.com/office/word/2024/wordml/sdtformatlock" xmlns:w16se="http://schemas.microsoft.com/office/word/2015/wordml/symex" xmlns:wpg="http://schemas.microsoft.com/office/word/2010/wordprocessingGroup" xmlns:wpi="http://schemas.microsoft.com/office/word/2010/wordprocessingInk" xmlns:wne="http://schemas.microsoft.com/office/word/2006/wordml" xmlns:wps="http://schemas.microsoft.com/office/word/2010/wordprocessingShape" mc:Ignorable="w14 w15 w16se w16cid w16 w16cex w16sdtdh w16sdtfl w16du wp14">
   <w:p>
     <w:pPr>
       <w:pStyle w:val="Footer"/>
@@ -587,7 +591,7 @@
 </file>
 
 <file path=word/footer2.xml><?xml version="1.0" encoding="utf-8"?>
-<w:ftr xmlns:wpc="http://schemas.microsoft.com/office/word/2010/wordprocessingCanvas" xmlns:cx="http://schemas.microsoft.com/office/drawing/2014/chartex" xmlns:cx1="http://schemas.microsoft.com/office/drawing/2015/9/8/chartex" xmlns:cx2="http://schemas.microsoft.com/office/drawing/2015/10/21/chartex" xmlns:cx3="http://schemas.microsoft.com/office/drawing/2016/5/9/chartex" xmlns:cx4="http://schemas.microsoft.com/office/drawing/2016/5/10/chartex" xmlns:cx5="http://schemas.microsoft.com/office/drawing/2016/5/11/chartex" xmlns:cx6="http://schemas.microsoft.com/office/drawing/2016/5/12/chartex" xmlns:cx7="http://schemas.microsoft.com/office/drawing/2016/5/13/chartex" xmlns:cx8="http://schemas.microsoft.com/office/drawing/2016/5/14/chartex" xmlns:mc="http://schemas.openxmlformats.org/markup-compatibility/2006" xmlns:aink="http://schemas.microsoft.com/office/drawing/2016/ink" xmlns:am3d="http://schemas.microsoft.com/office/drawing/2017/model3d" xmlns:o="urn:schemas-microsoft-com:office:office" xmlns:oel="http://schemas.microsoft.com/office/2019/extlst" xmlns:r="http://schemas.openxmlformats.org/officeDocument/2006/relationships" xmlns:m="http://schemas.openxmlformats.org/officeDocument/2006/math" xmlns:v="urn:schemas-microsoft-com:vml" xmlns:wp14="http://schemas.microsoft.com/office/word/2010/wordprocessingDrawing" xmlns:wp="http://schemas.openxmlformats.org/drawingml/2006/wordprocessingDrawing" xmlns:w10="urn:schemas-microsoft-com:office:word" xmlns:w="http://schemas.openxmlformats.org/wordprocessingml/2006/main" xmlns:w14="http://schemas.microsoft.com/office/word/2010/wordml" xmlns:w15="http://schemas.microsoft.com/office/word/2012/wordml" xmlns:w16cex="http://schemas.microsoft.com/office/word/2018/wordml/cex" xmlns:w16cid="http://schemas.microsoft.com/office/word/2016/wordml/cid" xmlns:w16="http://schemas.microsoft.com/office/word/2018/wordml" xmlns:w16sdtdh="http://schemas.microsoft.com/office/word/2020/wordml/sdtdatahash" xmlns:w16se="http://schemas.microsoft.com/office/word/2015/wordml/symex" xmlns:wpg="http://schemas.microsoft.com/office/word/2010/wordprocessingGroup" xmlns:wpi="http://schemas.microsoft.com/office/word/2010/wordprocessingInk" xmlns:wne="http://schemas.microsoft.com/office/word/2006/wordml" xmlns:wps="http://schemas.microsoft.com/office/word/2010/wordprocessingShape" mc:Ignorable="w14 w15 w16se w16cid w16 w16cex w16sdtdh wp14">
+<w:ftr xmlns:wpc="http://schemas.microsoft.com/office/word/2010/wordprocessingCanvas" xmlns:cx="http://schemas.microsoft.com/office/drawing/2014/chartex" xmlns:cx1="http://schemas.microsoft.com/office/drawing/2015/9/8/chartex" xmlns:cx2="http://schemas.microsoft.com/office/drawing/2015/10/21/chartex" xmlns:cx3="http://schemas.microsoft.com/office/drawing/2016/5/9/chartex" xmlns:cx4="http://schemas.microsoft.com/office/drawing/2016/5/10/chartex" xmlns:cx5="http://schemas.microsoft.com/office/drawing/2016/5/11/chartex" xmlns:cx6="http://schemas.microsoft.com/office/drawing/2016/5/12/chartex" xmlns:cx7="http://schemas.microsoft.com/office/drawing/2016/5/13/chartex" xmlns:cx8="http://schemas.microsoft.com/office/drawing/2016/5/14/chartex" xmlns:mc="http://schemas.openxmlformats.org/markup-compatibility/2006" xmlns:aink="http://schemas.microsoft.com/office/drawing/2016/ink" xmlns:am3d="http://schemas.microsoft.com/office/drawing/2017/model3d" xmlns:o="urn:schemas-microsoft-com:office:office" xmlns:oel="http://schemas.microsoft.com/office/2019/extlst" xmlns:r="http://schemas.openxmlformats.org/officeDocument/2006/relationships" xmlns:m="http://schemas.openxmlformats.org/officeDocument/2006/math" xmlns:v="urn:schemas-microsoft-com:vml" xmlns:wp14="http://schemas.microsoft.com/office/word/2010/wordprocessingDrawing" xmlns:wp="http://schemas.openxmlformats.org/drawingml/2006/wordprocessingDrawing" xmlns:w10="urn:schemas-microsoft-com:office:word" xmlns:w="http://schemas.openxmlformats.org/wordprocessingml/2006/main" xmlns:w14="http://schemas.microsoft.com/office/word/2010/wordml" xmlns:w15="http://schemas.microsoft.com/office/word/2012/wordml" xmlns:w16cex="http://schemas.microsoft.com/office/word/2018/wordml/cex" xmlns:w16cid="http://schemas.microsoft.com/office/word/2016/wordml/cid" xmlns:w16="http://schemas.microsoft.com/office/word/2018/wordml" xmlns:w16du="http://schemas.microsoft.com/office/word/2023/wordml/word16du" xmlns:w16sdtdh="http://schemas.microsoft.com/office/word/2020/wordml/sdtdatahash" xmlns:w16sdtfl="http://schemas.microsoft.com/office/word/2024/wordml/sdtformatlock" xmlns:w16se="http://schemas.microsoft.com/office/word/2015/wordml/symex" xmlns:wpg="http://schemas.microsoft.com/office/word/2010/wordprocessingGroup" xmlns:wpi="http://schemas.microsoft.com/office/word/2010/wordprocessingInk" xmlns:wne="http://schemas.microsoft.com/office/word/2006/wordml" xmlns:wps="http://schemas.microsoft.com/office/word/2010/wordprocessingShape" mc:Ignorable="w14 w15 w16se w16cid w16 w16cex w16sdtdh w16sdtfl w16du wp14">
   <w:p>
     <w:pPr>
       <w:pStyle w:val="Footer"/>
@@ -597,7 +601,7 @@
 </file>
 
 <file path=word/footer3.xml><?xml version="1.0" encoding="utf-8"?>
-<w:ftr xmlns:wpc="http://schemas.microsoft.com/office/word/2010/wordprocessingCanvas" xmlns:cx="http://schemas.microsoft.com/office/drawing/2014/chartex" xmlns:cx1="http://schemas.microsoft.com/office/drawing/2015/9/8/chartex" xmlns:cx2="http://schemas.microsoft.com/office/drawing/2015/10/21/chartex" xmlns:cx3="http://schemas.microsoft.com/office/drawing/2016/5/9/chartex" xmlns:cx4="http://schemas.microsoft.com/office/drawing/2016/5/10/chartex" xmlns:cx5="http://schemas.microsoft.com/office/drawing/2016/5/11/chartex" xmlns:cx6="http://schemas.microsoft.com/office/drawing/2016/5/12/chartex" xmlns:cx7="http://schemas.microsoft.com/office/drawing/2016/5/13/chartex" xmlns:cx8="http://schemas.microsoft.com/office/drawing/2016/5/14/chartex" xmlns:mc="http://schemas.openxmlformats.org/markup-compatibility/2006" xmlns:aink="http://schemas.microsoft.com/office/drawing/2016/ink" xmlns:am3d="http://schemas.microsoft.com/office/drawing/2017/model3d" xmlns:o="urn:schemas-microsoft-com:office:office" xmlns:oel="http://schemas.microsoft.com/office/2019/extlst" xmlns:r="http://schemas.openxmlformats.org/officeDocument/2006/relationships" xmlns:m="http://schemas.openxmlformats.org/officeDocument/2006/math" xmlns:v="urn:schemas-microsoft-com:vml" xmlns:wp14="http://schemas.microsoft.com/office/word/2010/wordprocessingDrawing" xmlns:wp="http://schemas.openxmlformats.org/drawingml/2006/wordprocessingDrawing" xmlns:w10="urn:schemas-microsoft-com:office:word" xmlns:w="http://schemas.openxmlformats.org/wordprocessingml/2006/main" xmlns:w14="http://schemas.microsoft.com/office/word/2010/wordml" xmlns:w15="http://schemas.microsoft.com/office/word/2012/wordml" xmlns:w16cex="http://schemas.microsoft.com/office/word/2018/wordml/cex" xmlns:w16cid="http://schemas.microsoft.com/office/word/2016/wordml/cid" xmlns:w16="http://schemas.microsoft.com/office/word/2018/wordml" xmlns:w16sdtdh="http://schemas.microsoft.com/office/word/2020/wordml/sdtdatahash" xmlns:w16se="http://schemas.microsoft.com/office/word/2015/wordml/symex" xmlns:wpg="http://schemas.microsoft.com/office/word/2010/wordprocessingGroup" xmlns:wpi="http://schemas.microsoft.com/office/word/2010/wordprocessingInk" xmlns:wne="http://schemas.microsoft.com/office/word/2006/wordml" xmlns:wps="http://schemas.microsoft.com/office/word/2010/wordprocessingShape" mc:Ignorable="w14 w15 w16se w16cid w16 w16cex w16sdtdh wp14">
+<w:ftr xmlns:wpc="http://schemas.microsoft.com/office/word/2010/wordprocessingCanvas" xmlns:cx="http://schemas.microsoft.com/office/drawing/2014/chartex" xmlns:cx1="http://schemas.microsoft.com/office/drawing/2015/9/8/chartex" xmlns:cx2="http://schemas.microsoft.com/office/drawing/2015/10/21/chartex" xmlns:cx3="http://schemas.microsoft.com/office/drawing/2016/5/9/chartex" xmlns:cx4="http://schemas.microsoft.com/office/drawing/2016/5/10/chartex" xmlns:cx5="http://schemas.microsoft.com/office/drawing/2016/5/11/chartex" xmlns:cx6="http://schemas.microsoft.com/office/drawing/2016/5/12/chartex" xmlns:cx7="http://schemas.microsoft.com/office/drawing/2016/5/13/chartex" xmlns:cx8="http://schemas.microsoft.com/office/drawing/2016/5/14/chartex" xmlns:mc="http://schemas.openxmlformats.org/markup-compatibility/2006" xmlns:aink="http://schemas.microsoft.com/office/drawing/2016/ink" xmlns:am3d="http://schemas.microsoft.com/office/drawing/2017/model3d" xmlns:o="urn:schemas-microsoft-com:office:office" xmlns:oel="http://schemas.microsoft.com/office/2019/extlst" xmlns:r="http://schemas.openxmlformats.org/officeDocument/2006/relationships" xmlns:m="http://schemas.openxmlformats.org/officeDocument/2006/math" xmlns:v="urn:schemas-microsoft-com:vml" xmlns:wp14="http://schemas.microsoft.com/office/word/2010/wordprocessingDrawing" xmlns:wp="http://schemas.openxmlformats.org/drawingml/2006/wordprocessingDrawing" xmlns:w10="urn:schemas-microsoft-com:office:word" xmlns:w="http://schemas.openxmlformats.org/wordprocessingml/2006/main" xmlns:w14="http://schemas.microsoft.com/office/word/2010/wordml" xmlns:w15="http://schemas.microsoft.com/office/word/2012/wordml" xmlns:w16cex="http://schemas.microsoft.com/office/word/2018/wordml/cex" xmlns:w16cid="http://schemas.microsoft.com/office/word/2016/wordml/cid" xmlns:w16="http://schemas.microsoft.com/office/word/2018/wordml" xmlns:w16du="http://schemas.microsoft.com/office/word/2023/wordml/word16du" xmlns:w16sdtdh="http://schemas.microsoft.com/office/word/2020/wordml/sdtdatahash" xmlns:w16sdtfl="http://schemas.microsoft.com/office/word/2024/wordml/sdtformatlock" xmlns:w16se="http://schemas.microsoft.com/office/word/2015/wordml/symex" xmlns:wpg="http://schemas.microsoft.com/office/word/2010/wordprocessingGroup" xmlns:wpi="http://schemas.microsoft.com/office/word/2010/wordprocessingInk" xmlns:wne="http://schemas.microsoft.com/office/word/2006/wordml" xmlns:wps="http://schemas.microsoft.com/office/word/2010/wordprocessingShape" mc:Ignorable="w14 w15 w16se w16cid w16 w16cex w16sdtdh w16sdtfl w16du wp14">
   <w:p>
     <w:pPr>
       <w:pStyle w:val="Footer"/>
@@ -607,7 +611,7 @@
 </file>
 
 <file path=word/footnotes.xml><?xml version="1.0" encoding="utf-8"?>
-<w:footnotes xmlns:wpc="http://schemas.microsoft.com/office/word/2010/wordprocessingCanvas" xmlns:cx="http://schemas.microsoft.com/office/drawing/2014/chartex" xmlns:cx1="http://schemas.microsoft.com/office/drawing/2015/9/8/chartex" xmlns:cx2="http://schemas.microsoft.com/office/drawing/2015/10/21/chartex" xmlns:cx3="http://schemas.microsoft.com/office/drawing/2016/5/9/chartex" xmlns:cx4="http://schemas.microsoft.com/office/drawing/2016/5/10/chartex" xmlns:cx5="http://schemas.microsoft.com/office/drawing/2016/5/11/chartex" xmlns:cx6="http://schemas.microsoft.com/office/drawing/2016/5/12/chartex" xmlns:cx7="http://schemas.microsoft.com/office/drawing/2016/5/13/chartex" xmlns:cx8="http://schemas.microsoft.com/office/drawing/2016/5/14/chartex" xmlns:mc="http://schemas.openxmlformats.org/markup-compatibility/2006" xmlns:aink="http://schemas.microsoft.com/office/drawing/2016/ink" xmlns:am3d="http://schemas.microsoft.com/office/drawing/2017/model3d" xmlns:o="urn:schemas-microsoft-com:office:office" xmlns:oel="http://schemas.microsoft.com/office/2019/extlst" xmlns:r="http://schemas.openxmlformats.org/officeDocument/2006/relationships" xmlns:m="http://schemas.openxmlformats.org/officeDocument/2006/math" xmlns:v="urn:schemas-microsoft-com:vml" xmlns:wp14="http://schemas.microsoft.com/office/word/2010/wordprocessingDrawing" xmlns:wp="http://schemas.openxmlformats.org/drawingml/2006/wordprocessingDrawing" xmlns:w10="urn:schemas-microsoft-com:office:word" xmlns:w="http://schemas.openxmlformats.org/wordprocessingml/2006/main" xmlns:w14="http://schemas.microsoft.com/office/word/2010/wordml" xmlns:w15="http://schemas.microsoft.com/office/word/2012/wordml" xmlns:w16cex="http://schemas.microsoft.com/office/word/2018/wordml/cex" xmlns:w16cid="http://schemas.microsoft.com/office/word/2016/wordml/cid" xmlns:w16="http://schemas.microsoft.com/office/word/2018/wordml" xmlns:w16sdtdh="http://schemas.microsoft.com/office/word/2020/wordml/sdtdatahash" xmlns:w16se="http://schemas.microsoft.com/office/word/2015/wordml/symex" xmlns:wpg="http://schemas.microsoft.com/office/word/2010/wordprocessingGroup" xmlns:wpi="http://schemas.microsoft.com/office/word/2010/wordprocessingInk" xmlns:wne="http://schemas.microsoft.com/office/word/2006/wordml" xmlns:wps="http://schemas.microsoft.com/office/word/2010/wordprocessingShape" mc:Ignorable="w14 w15 w16se w16cid w16 w16cex w16sdtdh wp14">
+<w:footnotes xmlns:wpc="http://schemas.microsoft.com/office/word/2010/wordprocessingCanvas" xmlns:cx="http://schemas.microsoft.com/office/drawing/2014/chartex" xmlns:cx1="http://schemas.microsoft.com/office/drawing/2015/9/8/chartex" xmlns:cx2="http://schemas.microsoft.com/office/drawing/2015/10/21/chartex" xmlns:cx3="http://schemas.microsoft.com/office/drawing/2016/5/9/chartex" xmlns:cx4="http://schemas.microsoft.com/office/drawing/2016/5/10/chartex" xmlns:cx5="http://schemas.microsoft.com/office/drawing/2016/5/11/chartex" xmlns:cx6="http://schemas.microsoft.com/office/drawing/2016/5/12/chartex" xmlns:cx7="http://schemas.microsoft.com/office/drawing/2016/5/13/chartex" xmlns:cx8="http://schemas.microsoft.com/office/drawing/2016/5/14/chartex" xmlns:mc="http://schemas.openxmlformats.org/markup-compatibility/2006" xmlns:aink="http://schemas.microsoft.com/office/drawing/2016/ink" xmlns:am3d="http://schemas.microsoft.com/office/drawing/2017/model3d" xmlns:o="urn:schemas-microsoft-com:office:office" xmlns:oel="http://schemas.microsoft.com/office/2019/extlst" xmlns:r="http://schemas.openxmlformats.org/officeDocument/2006/relationships" xmlns:m="http://schemas.openxmlformats.org/officeDocument/2006/math" xmlns:v="urn:schemas-microsoft-com:vml" xmlns:wp14="http://schemas.microsoft.com/office/word/2010/wordprocessingDrawing" xmlns:wp="http://schemas.openxmlformats.org/drawingml/2006/wordprocessingDrawing" xmlns:w10="urn:schemas-microsoft-com:office:word" xmlns:w="http://schemas.openxmlformats.org/wordprocessingml/2006/main" xmlns:w14="http://schemas.microsoft.com/office/word/2010/wordml" xmlns:w15="http://schemas.microsoft.com/office/word/2012/wordml" xmlns:w16cex="http://schemas.microsoft.com/office/word/2018/wordml/cex" xmlns:w16cid="http://schemas.microsoft.com/office/word/2016/wordml/cid" xmlns:w16="http://schemas.microsoft.com/office/word/2018/wordml" xmlns:w16du="http://schemas.microsoft.com/office/word/2023/wordml/word16du" xmlns:w16sdtdh="http://schemas.microsoft.com/office/word/2020/wordml/sdtdatahash" xmlns:w16sdtfl="http://schemas.microsoft.com/office/word/2024/wordml/sdtformatlock" xmlns:w16se="http://schemas.microsoft.com/office/word/2015/wordml/symex" xmlns:wpg="http://schemas.microsoft.com/office/word/2010/wordprocessingGroup" xmlns:wpi="http://schemas.microsoft.com/office/word/2010/wordprocessingInk" xmlns:wne="http://schemas.microsoft.com/office/word/2006/wordml" xmlns:wps="http://schemas.microsoft.com/office/word/2010/wordprocessingShape" mc:Ignorable="w14 w15 w16se w16cid w16 w16cex w16sdtdh w16sdtfl w16du wp14">
   <w:footnote w:type="separator" w:id="-1">
     <w:p>
       <w:pPr>
@@ -632,7 +636,7 @@
 </file>
 
 <file path=word/header1.xml><?xml version="1.0" encoding="utf-8"?>
-<w:hdr xmlns:wpc="http://schemas.microsoft.com/office/word/2010/wordprocessingCanvas" xmlns:cx="http://schemas.microsoft.com/office/drawing/2014/chartex" xmlns:cx1="http://schemas.microsoft.com/office/drawing/2015/9/8/chartex" xmlns:cx2="http://schemas.microsoft.com/office/drawing/2015/10/21/chartex" xmlns:cx3="http://schemas.microsoft.com/office/drawing/2016/5/9/chartex" xmlns:cx4="http://schemas.microsoft.com/office/drawing/2016/5/10/chartex" xmlns:cx5="http://schemas.microsoft.com/office/drawing/2016/5/11/chartex" xmlns:cx6="http://schemas.microsoft.com/office/drawing/2016/5/12/chartex" xmlns:cx7="http://schemas.microsoft.com/office/drawing/2016/5/13/chartex" xmlns:cx8="http://schemas.microsoft.com/office/drawing/2016/5/14/chartex" xmlns:mc="http://schemas.openxmlformats.org/markup-compatibility/2006" xmlns:aink="http://schemas.microsoft.com/office/drawing/2016/ink" xmlns:am3d="http://schemas.microsoft.com/office/drawing/2017/model3d" xmlns:o="urn:schemas-microsoft-com:office:office" xmlns:oel="http://schemas.microsoft.com/office/2019/extlst" xmlns:r="http://schemas.openxmlformats.org/officeDocument/2006/relationships" xmlns:m="http://schemas.openxmlformats.org/officeDocument/2006/math" xmlns:v="urn:schemas-microsoft-com:vml" xmlns:wp14="http://schemas.microsoft.com/office/word/2010/wordprocessingDrawing" xmlns:wp="http://schemas.openxmlformats.org/drawingml/2006/wordprocessingDrawing" xmlns:w10="urn:schemas-microsoft-com:office:word" xmlns:w="http://schemas.openxmlformats.org/wordprocessingml/2006/main" xmlns:w14="http://schemas.microsoft.com/office/word/2010/wordml" xmlns:w15="http://schemas.microsoft.com/office/word/2012/wordml" xmlns:w16cex="http://schemas.microsoft.com/office/word/2018/wordml/cex" xmlns:w16cid="http://schemas.microsoft.com/office/word/2016/wordml/cid" xmlns:w16="http://schemas.microsoft.com/office/word/2018/wordml" xmlns:w16sdtdh="http://schemas.microsoft.com/office/word/2020/wordml/sdtdatahash" xmlns:w16se="http://schemas.microsoft.com/office/word/2015/wordml/symex" xmlns:wpg="http://schemas.microsoft.com/office/word/2010/wordprocessingGroup" xmlns:wpi="http://schemas.microsoft.com/office/word/2010/wordprocessingInk" xmlns:wne="http://schemas.microsoft.com/office/word/2006/wordml" xmlns:wps="http://schemas.microsoft.com/office/word/2010/wordprocessingShape" mc:Ignorable="w14 w15 w16se w16cid w16 w16cex w16sdtdh wp14">
+<w:hdr xmlns:wpc="http://schemas.microsoft.com/office/word/2010/wordprocessingCanvas" xmlns:cx="http://schemas.microsoft.com/office/drawing/2014/chartex" xmlns:cx1="http://schemas.microsoft.com/office/drawing/2015/9/8/chartex" xmlns:cx2="http://schemas.microsoft.com/office/drawing/2015/10/21/chartex" xmlns:cx3="http://schemas.microsoft.com/office/drawing/2016/5/9/chartex" xmlns:cx4="http://schemas.microsoft.com/office/drawing/2016/5/10/chartex" xmlns:cx5="http://schemas.microsoft.com/office/drawing/2016/5/11/chartex" xmlns:cx6="http://schemas.microsoft.com/office/drawing/2016/5/12/chartex" xmlns:cx7="http://schemas.microsoft.com/office/drawing/2016/5/13/chartex" xmlns:cx8="http://schemas.microsoft.com/office/drawing/2016/5/14/chartex" xmlns:mc="http://schemas.openxmlformats.org/markup-compatibility/2006" xmlns:aink="http://schemas.microsoft.com/office/drawing/2016/ink" xmlns:am3d="http://schemas.microsoft.com/office/drawing/2017/model3d" xmlns:o="urn:schemas-microsoft-com:office:office" xmlns:oel="http://schemas.microsoft.com/office/2019/extlst" xmlns:r="http://schemas.openxmlformats.org/officeDocument/2006/relationships" xmlns:m="http://schemas.openxmlformats.org/officeDocument/2006/math" xmlns:v="urn:schemas-microsoft-com:vml" xmlns:wp14="http://schemas.microsoft.com/office/word/2010/wordprocessingDrawing" xmlns:wp="http://schemas.openxmlformats.org/drawingml/2006/wordprocessingDrawing" xmlns:w10="urn:schemas-microsoft-com:office:word" xmlns:w="http://schemas.openxmlformats.org/wordprocessingml/2006/main" xmlns:w14="http://schemas.microsoft.com/office/word/2010/wordml" xmlns:w15="http://schemas.microsoft.com/office/word/2012/wordml" xmlns:w16cex="http://schemas.microsoft.com/office/word/2018/wordml/cex" xmlns:w16cid="http://schemas.microsoft.com/office/word/2016/wordml/cid" xmlns:w16="http://schemas.microsoft.com/office/word/2018/wordml" xmlns:w16du="http://schemas.microsoft.com/office/word/2023/wordml/word16du" xmlns:w16sdtdh="http://schemas.microsoft.com/office/word/2020/wordml/sdtdatahash" xmlns:w16sdtfl="http://schemas.microsoft.com/office/word/2024/wordml/sdtformatlock" xmlns:w16se="http://schemas.microsoft.com/office/word/2015/wordml/symex" xmlns:wpg="http://schemas.microsoft.com/office/word/2010/wordprocessingGroup" xmlns:wpi="http://schemas.microsoft.com/office/word/2010/wordprocessingInk" xmlns:wne="http://schemas.microsoft.com/office/word/2006/wordml" xmlns:wps="http://schemas.microsoft.com/office/word/2010/wordprocessingShape" mc:Ignorable="w14 w15 w16se w16cid w16 w16cex w16sdtdh w16sdtfl w16du wp14">
   <w:p>
     <w:pPr>
       <w:pStyle w:val="Header"/>
@@ -642,7 +646,7 @@
 </file>
 
 <file path=word/header2.xml><?xml version="1.0" encoding="utf-8"?>
-<w:hdr xmlns:wpc="http://schemas.microsoft.com/office/word/2010/wordprocessingCanvas" xmlns:cx="http://schemas.microsoft.com/office/drawing/2014/chartex" xmlns:cx1="http://schemas.microsoft.com/office/drawing/2015/9/8/chartex" xmlns:cx2="http://schemas.microsoft.com/office/drawing/2015/10/21/chartex" xmlns:cx3="http://schemas.microsoft.com/office/drawing/2016/5/9/chartex" xmlns:cx4="http://schemas.microsoft.com/office/drawing/2016/5/10/chartex" xmlns:cx5="http://schemas.microsoft.com/office/drawing/2016/5/11/chartex" xmlns:cx6="http://schemas.microsoft.com/office/drawing/2016/5/12/chartex" xmlns:cx7="http://schemas.microsoft.com/office/drawing/2016/5/13/chartex" xmlns:cx8="http://schemas.microsoft.com/office/drawing/2016/5/14/chartex" xmlns:mc="http://schemas.openxmlformats.org/markup-compatibility/2006" xmlns:aink="http://schemas.microsoft.com/office/drawing/2016/ink" xmlns:am3d="http://schemas.microsoft.com/office/drawing/2017/model3d" xmlns:o="urn:schemas-microsoft-com:office:office" xmlns:oel="http://schemas.microsoft.com/office/2019/extlst" xmlns:r="http://schemas.openxmlformats.org/officeDocument/2006/relationships" xmlns:m="http://schemas.openxmlformats.org/officeDocument/2006/math" xmlns:v="urn:schemas-microsoft-com:vml" xmlns:wp14="http://schemas.microsoft.com/office/word/2010/wordprocessingDrawing" xmlns:wp="http://schemas.openxmlformats.org/drawingml/2006/wordprocessingDrawing" xmlns:w10="urn:schemas-microsoft-com:office:word" xmlns:w="http://schemas.openxmlformats.org/wordprocessingml/2006/main" xmlns:w14="http://schemas.microsoft.com/office/word/2010/wordml" xmlns:w15="http://schemas.microsoft.com/office/word/2012/wordml" xmlns:w16cex="http://schemas.microsoft.com/office/word/2018/wordml/cex" xmlns:w16cid="http://schemas.microsoft.com/office/word/2016/wordml/cid" xmlns:w16="http://schemas.microsoft.com/office/word/2018/wordml" xmlns:w16sdtdh="http://schemas.microsoft.com/office/word/2020/wordml/sdtdatahash" xmlns:w16se="http://schemas.microsoft.com/office/word/2015/wordml/symex" xmlns:wpg="http://schemas.microsoft.com/office/word/2010/wordprocessingGroup" xmlns:wpi="http://schemas.microsoft.com/office/word/2010/wordprocessingInk" xmlns:wne="http://schemas.microsoft.com/office/word/2006/wordml" xmlns:wps="http://schemas.microsoft.com/office/word/2010/wordprocessingShape" mc:Ignorable="w14 w15 w16se w16cid w16 w16cex w16sdtdh wp14">
+<w:hdr xmlns:wpc="http://schemas.microsoft.com/office/word/2010/wordprocessingCanvas" xmlns:cx="http://schemas.microsoft.com/office/drawing/2014/chartex" xmlns:cx1="http://schemas.microsoft.com/office/drawing/2015/9/8/chartex" xmlns:cx2="http://schemas.microsoft.com/office/drawing/2015/10/21/chartex" xmlns:cx3="http://schemas.microsoft.com/office/drawing/2016/5/9/chartex" xmlns:cx4="http://schemas.microsoft.com/office/drawing/2016/5/10/chartex" xmlns:cx5="http://schemas.microsoft.com/office/drawing/2016/5/11/chartex" xmlns:cx6="http://schemas.microsoft.com/office/drawing/2016/5/12/chartex" xmlns:cx7="http://schemas.microsoft.com/office/drawing/2016/5/13/chartex" xmlns:cx8="http://schemas.microsoft.com/office/drawing/2016/5/14/chartex" xmlns:mc="http://schemas.openxmlformats.org/markup-compatibility/2006" xmlns:aink="http://schemas.microsoft.com/office/drawing/2016/ink" xmlns:am3d="http://schemas.microsoft.com/office/drawing/2017/model3d" xmlns:o="urn:schemas-microsoft-com:office:office" xmlns:oel="http://schemas.microsoft.com/office/2019/extlst" xmlns:r="http://schemas.openxmlformats.org/officeDocument/2006/relationships" xmlns:m="http://schemas.openxmlformats.org/officeDocument/2006/math" xmlns:v="urn:schemas-microsoft-com:vml" xmlns:wp14="http://schemas.microsoft.com/office/word/2010/wordprocessingDrawing" xmlns:wp="http://schemas.openxmlformats.org/drawingml/2006/wordprocessingDrawing" xmlns:w10="urn:schemas-microsoft-com:office:word" xmlns:w="http://schemas.openxmlformats.org/wordprocessingml/2006/main" xmlns:w14="http://schemas.microsoft.com/office/word/2010/wordml" xmlns:w15="http://schemas.microsoft.com/office/word/2012/wordml" xmlns:w16cex="http://schemas.microsoft.com/office/word/2018/wordml/cex" xmlns:w16cid="http://schemas.microsoft.com/office/word/2016/wordml/cid" xmlns:w16="http://schemas.microsoft.com/office/word/2018/wordml" xmlns:w16du="http://schemas.microsoft.com/office/word/2023/wordml/word16du" xmlns:w16sdtdh="http://schemas.microsoft.com/office/word/2020/wordml/sdtdatahash" xmlns:w16sdtfl="http://schemas.microsoft.com/office/word/2024/wordml/sdtformatlock" xmlns:w16se="http://schemas.microsoft.com/office/word/2015/wordml/symex" xmlns:wpg="http://schemas.microsoft.com/office/word/2010/wordprocessingGroup" xmlns:wpi="http://schemas.microsoft.com/office/word/2010/wordprocessingInk" xmlns:wne="http://schemas.microsoft.com/office/word/2006/wordml" xmlns:wps="http://schemas.microsoft.com/office/word/2010/wordprocessingShape" mc:Ignorable="w14 w15 w16se w16cid w16 w16cex w16sdtdh w16sdtfl w16du wp14">
   <w:p>
     <w:pPr>
       <w:pStyle w:val="Header"/>
@@ -653,7 +657,7 @@
 </file>
 
 <file path=word/header3.xml><?xml version="1.0" encoding="utf-8"?>
-<w:hdr xmlns:wpc="http://schemas.microsoft.com/office/word/2010/wordprocessingCanvas" xmlns:cx="http://schemas.microsoft.com/office/drawing/2014/chartex" xmlns:cx1="http://schemas.microsoft.com/office/drawing/2015/9/8/chartex" xmlns:cx2="http://schemas.microsoft.com/office/drawing/2015/10/21/chartex" xmlns:cx3="http://schemas.microsoft.com/office/drawing/2016/5/9/chartex" xmlns:cx4="http://schemas.microsoft.com/office/drawing/2016/5/10/chartex" xmlns:cx5="http://schemas.microsoft.com/office/drawing/2016/5/11/chartex" xmlns:cx6="http://schemas.microsoft.com/office/drawing/2016/5/12/chartex" xmlns:cx7="http://schemas.microsoft.com/office/drawing/2016/5/13/chartex" xmlns:cx8="http://schemas.microsoft.com/office/drawing/2016/5/14/chartex" xmlns:mc="http://schemas.openxmlformats.org/markup-compatibility/2006" xmlns:aink="http://schemas.microsoft.com/office/drawing/2016/ink" xmlns:am3d="http://schemas.microsoft.com/office/drawing/2017/model3d" xmlns:o="urn:schemas-microsoft-com:office:office" xmlns:oel="http://schemas.microsoft.com/office/2019/extlst" xmlns:r="http://schemas.openxmlformats.org/officeDocument/2006/relationships" xmlns:m="http://schemas.openxmlformats.org/officeDocument/2006/math" xmlns:v="urn:schemas-microsoft-com:vml" xmlns:wp14="http://schemas.microsoft.com/office/word/2010/wordprocessingDrawing" xmlns:wp="http://schemas.openxmlformats.org/drawingml/2006/wordprocessingDrawing" xmlns:w10="urn:schemas-microsoft-com:office:word" xmlns:w="http://schemas.openxmlformats.org/wordprocessingml/2006/main" xmlns:w14="http://schemas.microsoft.com/office/word/2010/wordml" xmlns:w15="http://schemas.microsoft.com/office/word/2012/wordml" xmlns:w16cex="http://schemas.microsoft.com/office/word/2018/wordml/cex" xmlns:w16cid="http://schemas.microsoft.com/office/word/2016/wordml/cid" xmlns:w16="http://schemas.microsoft.com/office/word/2018/wordml" xmlns:w16sdtdh="http://schemas.microsoft.com/office/word/2020/wordml/sdtdatahash" xmlns:w16se="http://schemas.microsoft.com/office/word/2015/wordml/symex" xmlns:wpg="http://schemas.microsoft.com/office/word/2010/wordprocessingGroup" xmlns:wpi="http://schemas.microsoft.com/office/word/2010/wordprocessingInk" xmlns:wne="http://schemas.microsoft.com/office/word/2006/wordml" xmlns:wps="http://schemas.microsoft.com/office/word/2010/wordprocessingShape" mc:Ignorable="w14 w15 w16se w16cid w16 w16cex w16sdtdh wp14">
+<w:hdr xmlns:wpc="http://schemas.microsoft.com/office/word/2010/wordprocessingCanvas" xmlns:cx="http://schemas.microsoft.com/office/drawing/2014/chartex" xmlns:cx1="http://schemas.microsoft.com/office/drawing/2015/9/8/chartex" xmlns:cx2="http://schemas.microsoft.com/office/drawing/2015/10/21/chartex" xmlns:cx3="http://schemas.microsoft.com/office/drawing/2016/5/9/chartex" xmlns:cx4="http://schemas.microsoft.com/office/drawing/2016/5/10/chartex" xmlns:cx5="http://schemas.microsoft.com/office/drawing/2016/5/11/chartex" xmlns:cx6="http://schemas.microsoft.com/office/drawing/2016/5/12/chartex" xmlns:cx7="http://schemas.microsoft.com/office/drawing/2016/5/13/chartex" xmlns:cx8="http://schemas.microsoft.com/office/drawing/2016/5/14/chartex" xmlns:mc="http://schemas.openxmlformats.org/markup-compatibility/2006" xmlns:aink="http://schemas.microsoft.com/office/drawing/2016/ink" xmlns:am3d="http://schemas.microsoft.com/office/drawing/2017/model3d" xmlns:o="urn:schemas-microsoft-com:office:office" xmlns:oel="http://schemas.microsoft.com/office/2019/extlst" xmlns:r="http://schemas.openxmlformats.org/officeDocument/2006/relationships" xmlns:m="http://schemas.openxmlformats.org/officeDocument/2006/math" xmlns:v="urn:schemas-microsoft-com:vml" xmlns:wp14="http://schemas.microsoft.com/office/word/2010/wordprocessingDrawing" xmlns:wp="http://schemas.openxmlformats.org/drawingml/2006/wordprocessingDrawing" xmlns:w10="urn:schemas-microsoft-com:office:word" xmlns:w="http://schemas.openxmlformats.org/wordprocessingml/2006/main" xmlns:w14="http://schemas.microsoft.com/office/word/2010/wordml" xmlns:w15="http://schemas.microsoft.com/office/word/2012/wordml" xmlns:w16cex="http://schemas.microsoft.com/office/word/2018/wordml/cex" xmlns:w16cid="http://schemas.microsoft.com/office/word/2016/wordml/cid" xmlns:w16="http://schemas.microsoft.com/office/word/2018/wordml" xmlns:w16du="http://schemas.microsoft.com/office/word/2023/wordml/word16du" xmlns:w16sdtdh="http://schemas.microsoft.com/office/word/2020/wordml/sdtdatahash" xmlns:w16sdtfl="http://schemas.microsoft.com/office/word/2024/wordml/sdtformatlock" xmlns:w16se="http://schemas.microsoft.com/office/word/2015/wordml/symex" xmlns:wpg="http://schemas.microsoft.com/office/word/2010/wordprocessingGroup" xmlns:wpi="http://schemas.microsoft.com/office/word/2010/wordprocessingInk" xmlns:wne="http://schemas.microsoft.com/office/word/2006/wordml" xmlns:wps="http://schemas.microsoft.com/office/word/2010/wordprocessingShape" mc:Ignorable="w14 w15 w16se w16cid w16 w16cex w16sdtdh w16sdtfl w16du wp14">
   <w:p>
     <w:pPr>
       <w:pStyle w:val="Header"/>
@@ -662,7 +666,7 @@
     <w:r>
       <w:tab/>
       <w:tab/>
-      <w:t>2026-06-17</w:t>
+      <w:t>2026-06-18</w:t>
       <w:br/>
       <w:br/>
     </w:r>
@@ -679,7 +683,7 @@
 </file>
 
 <file path=word/numbering.xml><?xml version="1.0" encoding="utf-8"?>
-<w:numbering xmlns:wpc="http://schemas.microsoft.com/office/word/2010/wordprocessingCanvas" xmlns:cx="http://schemas.microsoft.com/office/drawing/2014/chartex" xmlns:cx1="http://schemas.microsoft.com/office/drawing/2015/9/8/chartex" xmlns:cx2="http://schemas.microsoft.com/office/drawing/2015/10/21/chartex" xmlns:cx3="http://schemas.microsoft.com/office/drawing/2016/5/9/chartex" xmlns:cx4="http://schemas.microsoft.com/office/drawing/2016/5/10/chartex" xmlns:cx5="http://schemas.microsoft.com/office/drawing/2016/5/11/chartex" xmlns:cx6="http://schemas.microsoft.com/office/drawing/2016/5/12/chartex" xmlns:cx7="http://schemas.microsoft.com/office/drawing/2016/5/13/chartex" xmlns:cx8="http://schemas.microsoft.com/office/drawing/2016/5/14/chartex" xmlns:mc="http://schemas.openxmlformats.org/markup-compatibility/2006" xmlns:aink="http://schemas.microsoft.com/office/drawing/2016/ink" xmlns:am3d="http://schemas.microsoft.com/office/drawing/2017/model3d" xmlns:o="urn:schemas-microsoft-com:office:office" xmlns:oel="http://schemas.microsoft.com/office/2019/extlst" xmlns:r="http://schemas.openxmlformats.org/officeDocument/2006/relationships" xmlns:m="http://schemas.openxmlformats.org/officeDocument/2006/math" xmlns:v="urn:schemas-microsoft-com:vml" xmlns:wp14="http://schemas.microsoft.com/office/word/2010/wordprocessingDrawing" xmlns:wp="http://schemas.openxmlformats.org/drawingml/2006/wordprocessingDrawing" xmlns:w10="urn:schemas-microsoft-com:office:word" xmlns:w="http://schemas.openxmlformats.org/wordprocessingml/2006/main" xmlns:w14="http://schemas.microsoft.com/office/word/2010/wordml" xmlns:w15="http://schemas.microsoft.com/office/word/2012/wordml" xmlns:w16cex="http://schemas.microsoft.com/office/word/2018/wordml/cex" xmlns:w16cid="http://schemas.microsoft.com/office/word/2016/wordml/cid" xmlns:w16="http://schemas.microsoft.com/office/word/2018/wordml" xmlns:w16sdtdh="http://schemas.microsoft.com/office/word/2020/wordml/sdtdatahash" xmlns:w16se="http://schemas.microsoft.com/office/word/2015/wordml/symex" xmlns:wpg="http://schemas.microsoft.com/office/word/2010/wordprocessingGroup" xmlns:wpi="http://schemas.microsoft.com/office/word/2010/wordprocessingInk" xmlns:wne="http://schemas.microsoft.com/office/word/2006/wordml" xmlns:wps="http://schemas.microsoft.com/office/word/2010/wordprocessingShape" mc:Ignorable="w14 w15 w16se w16cid w16 w16cex w16sdtdh wp14">
+<w:numbering xmlns:wpc="http://schemas.microsoft.com/office/word/2010/wordprocessingCanvas" xmlns:cx="http://schemas.microsoft.com/office/drawing/2014/chartex" xmlns:cx1="http://schemas.microsoft.com/office/drawing/2015/9/8/chartex" xmlns:cx2="http://schemas.microsoft.com/office/drawing/2015/10/21/chartex" xmlns:cx3="http://schemas.microsoft.com/office/drawing/2016/5/9/chartex" xmlns:cx4="http://schemas.microsoft.com/office/drawing/2016/5/10/chartex" xmlns:cx5="http://schemas.microsoft.com/office/drawing/2016/5/11/chartex" xmlns:cx6="http://schemas.microsoft.com/office/drawing/2016/5/12/chartex" xmlns:cx7="http://schemas.microsoft.com/office/drawing/2016/5/13/chartex" xmlns:cx8="http://schemas.microsoft.com/office/drawing/2016/5/14/chartex" xmlns:mc="http://schemas.openxmlformats.org/markup-compatibility/2006" xmlns:aink="http://schemas.microsoft.com/office/drawing/2016/ink" xmlns:am3d="http://schemas.microsoft.com/office/drawing/2017/model3d" xmlns:o="urn:schemas-microsoft-com:office:office" xmlns:oel="http://schemas.microsoft.com/office/2019/extlst" xmlns:r="http://schemas.openxmlformats.org/officeDocument/2006/relationships" xmlns:m="http://schemas.openxmlformats.org/officeDocument/2006/math" xmlns:v="urn:schemas-microsoft-com:vml" xmlns:wp14="http://schemas.microsoft.com/office/word/2010/wordprocessingDrawing" xmlns:wp="http://schemas.openxmlformats.org/drawingml/2006/wordprocessingDrawing" xmlns:w10="urn:schemas-microsoft-com:office:word" xmlns:w="http://schemas.openxmlformats.org/wordprocessingml/2006/main" xmlns:w14="http://schemas.microsoft.com/office/word/2010/wordml" xmlns:w15="http://schemas.microsoft.com/office/word/2012/wordml" xmlns:w16cex="http://schemas.microsoft.com/office/word/2018/wordml/cex" xmlns:w16cid="http://schemas.microsoft.com/office/word/2016/wordml/cid" xmlns:w16="http://schemas.microsoft.com/office/word/2018/wordml" xmlns:w16du="http://schemas.microsoft.com/office/word/2023/wordml/word16du" xmlns:w16sdtdh="http://schemas.microsoft.com/office/word/2020/wordml/sdtdatahash" xmlns:w16sdtfl="http://schemas.microsoft.com/office/word/2024/wordml/sdtformatlock" xmlns:w16se="http://schemas.microsoft.com/office/word/2015/wordml/symex" xmlns:wpg="http://schemas.microsoft.com/office/word/2010/wordprocessingGroup" xmlns:wpi="http://schemas.microsoft.com/office/word/2010/wordprocessingInk" xmlns:wne="http://schemas.microsoft.com/office/word/2006/wordml" xmlns:wps="http://schemas.microsoft.com/office/word/2010/wordprocessingShape" mc:Ignorable="w14 w15 w16se w16cid w16 w16cex w16sdtdh w16sdtfl w16du wp14">
   <w:abstractNum w:abstractNumId="0" w15:restartNumberingAfterBreak="0">
     <w:nsid w:val="FFFFFF7C"/>
     <w:multiLevelType w:val="singleLevel"/>
@@ -882,7 +886,7 @@
 </file>
 
 <file path=word/styles.xml><?xml version="1.0" encoding="utf-8"?>
-<w:styles xmlns:mc="http://schemas.openxmlformats.org/markup-compatibility/2006" xmlns:r="http://schemas.openxmlformats.org/officeDocument/2006/relationships" xmlns:w="http://schemas.openxmlformats.org/wordprocessingml/2006/main" xmlns:w14="http://schemas.microsoft.com/office/word/2010/wordml" xmlns:w15="http://schemas.microsoft.com/office/word/2012/wordml" xmlns:w16cex="http://schemas.microsoft.com/office/word/2018/wordml/cex" xmlns:w16cid="http://schemas.microsoft.com/office/word/2016/wordml/cid" xmlns:w16="http://schemas.microsoft.com/office/word/2018/wordml" xmlns:w16sdtdh="http://schemas.microsoft.com/office/word/2020/wordml/sdtdatahash" xmlns:w16se="http://schemas.microsoft.com/office/word/2015/wordml/symex" mc:Ignorable="w14 w15 w16se w16cid w16 w16cex w16sdtdh">
+<w:styles xmlns:mc="http://schemas.openxmlformats.org/markup-compatibility/2006" xmlns:r="http://schemas.openxmlformats.org/officeDocument/2006/relationships" xmlns:w="http://schemas.openxmlformats.org/wordprocessingml/2006/main" xmlns:w14="http://schemas.microsoft.com/office/word/2010/wordml" xmlns:w15="http://schemas.microsoft.com/office/word/2012/wordml" xmlns:w16cex="http://schemas.microsoft.com/office/word/2018/wordml/cex" xmlns:w16cid="http://schemas.microsoft.com/office/word/2016/wordml/cid" xmlns:w16="http://schemas.microsoft.com/office/word/2018/wordml" xmlns:w16du="http://schemas.microsoft.com/office/word/2023/wordml/word16du" xmlns:w16sdtdh="http://schemas.microsoft.com/office/word/2020/wordml/sdtdatahash" xmlns:w16sdtfl="http://schemas.microsoft.com/office/word/2024/wordml/sdtformatlock" xmlns:w16se="http://schemas.microsoft.com/office/word/2015/wordml/symex" mc:Ignorable="w14 w15 w16se w16cid w16 w16cex w16sdtdh w16sdtfl w16du">
   <w:docDefaults>
     <w:rPrDefault>
       <w:rPr>
@@ -1640,7 +1644,7 @@
     <w:link w:val="TitleChar"/>
     <w:uiPriority w:val="10"/>
     <w:qFormat/>
-    <w:rsid w:val="007106C8"/>
+    <w:rsid w:val="00E854FA"/>
     <w:pPr>
       <w:spacing w:after="300" w:line="240" w:lineRule="auto"/>
       <w:contextualSpacing/>
@@ -1650,7 +1654,7 @@
       <w:rFonts w:eastAsiaTheme="majorEastAsia" w:cstheme="majorBidi"/>
       <w:spacing w:val="5"/>
       <w:kern w:val="28"/>
-      <w:sz w:val="52"/>
+      <w:sz w:val="40"/>
       <w:szCs w:val="52"/>
       <w:lang w:val="sv-SE" w:eastAsia="en-US" w:bidi="ar-SA"/>
     </w:rPr>
@@ -1660,12 +1664,12 @@
     <w:basedOn w:val="DefaultParagraphFont"/>
     <w:link w:val="Title"/>
     <w:uiPriority w:val="10"/>
-    <w:rsid w:val="007106C8"/>
+    <w:rsid w:val="00E854FA"/>
     <w:rPr>
       <w:rFonts w:ascii="Times New Roman" w:eastAsiaTheme="majorEastAsia" w:hAnsi="Times New Roman" w:cstheme="majorBidi"/>
       <w:spacing w:val="5"/>
       <w:kern w:val="28"/>
-      <w:sz w:val="52"/>
+      <w:sz w:val="40"/>
       <w:szCs w:val="52"/>
       <w:lang w:val="sv-SE" w:eastAsia="en-US" w:bidi="ar-SA"/>
     </w:rPr>

--- a/klagomål/A 24547-2026 FSC-klagomål.docx
+++ b/klagomål/A 24547-2026 FSC-klagomål.docx
@@ -666,7 +666,7 @@
     <w:r>
       <w:tab/>
       <w:tab/>
-      <w:t>2026-06-18</w:t>
+      <w:t>2026-06-19</w:t>
       <w:br/>
       <w:br/>
     </w:r>

--- a/klagomål/A 24547-2026 FSC-klagomål.docx
+++ b/klagomål/A 24547-2026 FSC-klagomål.docx
@@ -666,7 +666,7 @@
     <w:r>
       <w:tab/>
       <w:tab/>
-      <w:t>2026-06-19</w:t>
+      <w:t>2026-06-20</w:t>
       <w:br/>
       <w:br/>
     </w:r>

--- a/klagomål/A 24547-2026 FSC-klagomål.docx
+++ b/klagomål/A 24547-2026 FSC-klagomål.docx
@@ -168,38 +168,7 @@
     </w:p>
     <w:p>
       <w:r>
-        <w:t>Detta dokument behandlar höga naturvärden i avverkningsanmälan A 24547-2026 i Arvika kommun som inkom 2026-05-28 och omfattar 8,5 ha.</w:t>
-      </w:r>
-    </w:p>
-    <w:p>
-      <w:r>
-        <w:t>Nedan presenteras fynd av naturvårdsarter som gjorts i det avverkningsanmälda området, samt relevanta utdrag ur standarderna för FSC, Chain of Custody, Controlled Wood och PEFC.</w:t>
-      </w:r>
-    </w:p>
-    <w:p>
-      <w:r>
-        <w:t>Vi förväntar oss att ni återkommer med ett skriftligt svar på vårt klagomål och även beskriver vilka korrigerande åtgärder ni satt in för att rätta till identifierade brister i er efterlevnad av den svenska FSC standarden.</w:t>
-      </w:r>
-    </w:p>
-    <w:p>
-      <w:pPr>
-        <w:pStyle w:val="Heading1"/>
-      </w:pPr>
-      <w:r>
-        <w:t>Naturvårdsarter</w:t>
-      </w:r>
-    </w:p>
-    <w:p>
-      <w:r>
-        <w:t>I avverkningsanmälan har följande 1 naturvårdsarter hittats: rotfingersvamp (VU). Av dessa är 1 rödlistade. För rödlistade arter har rödlistekategorin angivits inom parentes.</w:t>
-      </w:r>
-    </w:p>
-    <w:p>
-      <w:r>
-        <w:t>De påträffade naturvårdsarterna är ett tydligt kvitto på att det rör sig om en skog med höga naturvärden.</w:t>
-      </w:r>
-      <w:r>
-        <w:t xml:space="preserve"> I Figur 1 visas fyndplatser för naturvårdsarter i området, som finns registrerade på Artportalen.</w:t>
+        <w:t>Detta klagomål behandlar höga naturvärden i avverkningsanmälan A 24547-2026 i Arvika kommun som inkom 2026-05-28 och omfattar 8,5 ha.</w:t>
       </w:r>
     </w:p>
     <w:p>
@@ -247,7 +216,35 @@
         <w:spacing w:after="240"/>
       </w:pPr>
       <w:r>
-        <w:t>Figur 1. Fyndplatser för naturvårdsarter i avverkningsanmälan (röd linje). Markörer utan svart kant är placerade på fyndplatsen. Markörer med svart kant är placerade vid sidan av fyndplatsen och har ett svart streck som visar fyndplatsens exakta position. Kartans mittpunktskoordinat är N 6591449, E 368763 i SWEREF 99 TM.</w:t>
+        <w:t>Figur 1. Fyndplatser för naturvårdsarter i avverkningsanmälan. Markörer utan svart kant är placerade på fyndplatsen. Markörer med svart kant är placerade vid sidan av fyndplatsen har ett svart streck som visar fyndplatsens exakta position. Kartans mittpunktskoordinat är N 6591449, E 368763 i SWEREF 99 TM.</w:t>
+      </w:r>
+    </w:p>
+    <w:p>
+      <w:r>
+        <w:t>I avverkningsanmälan finns fynd av 1 naturvårdsarter, varav 1 är rödlistad: rotfingersvamp (VU). Se Figur 1.</w:t>
+      </w:r>
+    </w:p>
+    <w:p>
+      <w:r>
+        <w:t>Nedan presenteras relevanta utdrag ur standarderna för FSC, Chain of Custody, Controlled Wood och PEFC.</w:t>
+      </w:r>
+    </w:p>
+    <w:p>
+      <w:r>
+        <w:t>Vi förväntar oss att ni återkommer med ett skriftligt svar på vårt klagomål och även beskriver vilka korrigerande åtgärder ni satt in för att rätta till identifierade brister i er efterlevnad av den svenska FSC standarden.</w:t>
+      </w:r>
+    </w:p>
+    <w:p>
+      <w:pPr>
+        <w:pStyle w:val="Heading1"/>
+      </w:pPr>
+      <w:r>
+        <w:t>Naturvårdsarter och fridlysta arter</w:t>
+      </w:r>
+    </w:p>
+    <w:p>
+      <w:r>
+        <w:t>Nedan följer beskrivningar av de naturvårdsarter och fridlysta arter som har sina livsmiljöer och växtplatser i den avverkningsanmälda skogen. De påträffade naturvårdsarterna är ett tydligt kvitto på att det rör sig om en skog med höga naturvärden.</w:t>
       </w:r>
     </w:p>
     <w:p>
@@ -666,7 +663,7 @@
     <w:r>
       <w:tab/>
       <w:tab/>
-      <w:t>2026-06-20</w:t>
+      <w:t>2026-06-21</w:t>
       <w:br/>
       <w:br/>
     </w:r>

--- a/klagomål/A 24547-2026 FSC-klagomål.docx
+++ b/klagomål/A 24547-2026 FSC-klagomål.docx
@@ -663,7 +663,7 @@
     <w:r>
       <w:tab/>
       <w:tab/>
-      <w:t>2026-06-21</w:t>
+      <w:t>2026-06-22</w:t>
       <w:br/>
       <w:br/>
     </w:r>

--- a/klagomål/A 24547-2026 FSC-klagomål.docx
+++ b/klagomål/A 24547-2026 FSC-klagomål.docx
@@ -663,7 +663,7 @@
     <w:r>
       <w:tab/>
       <w:tab/>
-      <w:t>2026-06-22</w:t>
+      <w:t>2026-06-23</w:t>
       <w:br/>
       <w:br/>
     </w:r>

--- a/klagomål/A 24547-2026 FSC-klagomål.docx
+++ b/klagomål/A 24547-2026 FSC-klagomål.docx
@@ -663,7 +663,7 @@
     <w:r>
       <w:tab/>
       <w:tab/>
-      <w:t>2026-06-23</w:t>
+      <w:t>2026-06-24</w:t>
       <w:br/>
       <w:br/>
     </w:r>

--- a/klagomål/A 24547-2026 FSC-klagomål.docx
+++ b/klagomål/A 24547-2026 FSC-klagomål.docx
@@ -663,7 +663,7 @@
     <w:r>
       <w:tab/>
       <w:tab/>
-      <w:t>2026-06-24</w:t>
+      <w:t>2026-06-25</w:t>
       <w:br/>
       <w:br/>
     </w:r>

--- a/klagomål/A 24547-2026 FSC-klagomål.docx
+++ b/klagomål/A 24547-2026 FSC-klagomål.docx
@@ -663,7 +663,7 @@
     <w:r>
       <w:tab/>
       <w:tab/>
-      <w:t>2026-06-25</w:t>
+      <w:t>2026-06-26</w:t>
       <w:br/>
       <w:br/>
     </w:r>

--- a/klagomål/A 24547-2026 FSC-klagomål.docx
+++ b/klagomål/A 24547-2026 FSC-klagomål.docx
@@ -663,7 +663,7 @@
     <w:r>
       <w:tab/>
       <w:tab/>
-      <w:t>2026-06-26</w:t>
+      <w:t>2026-06-27</w:t>
       <w:br/>
       <w:br/>
     </w:r>

--- a/klagomål/A 24547-2026 FSC-klagomål.docx
+++ b/klagomål/A 24547-2026 FSC-klagomål.docx
@@ -663,7 +663,7 @@
     <w:r>
       <w:tab/>
       <w:tab/>
-      <w:t>2026-06-27</w:t>
+      <w:t>2026-06-28</w:t>
       <w:br/>
       <w:br/>
     </w:r>

--- a/klagomål/A 24547-2026 FSC-klagomål.docx
+++ b/klagomål/A 24547-2026 FSC-klagomål.docx
@@ -663,7 +663,7 @@
     <w:r>
       <w:tab/>
       <w:tab/>
-      <w:t>2026-06-28</w:t>
+      <w:t>2026-06-29</w:t>
       <w:br/>
       <w:br/>
     </w:r>

--- a/klagomål/A 24547-2026 FSC-klagomål.docx
+++ b/klagomål/A 24547-2026 FSC-klagomål.docx
@@ -663,7 +663,7 @@
     <w:r>
       <w:tab/>
       <w:tab/>
-      <w:t>2026-06-29</w:t>
+      <w:t>2026-06-30</w:t>
       <w:br/>
       <w:br/>
     </w:r>

--- a/klagomål/A 24547-2026 FSC-klagomål.docx
+++ b/klagomål/A 24547-2026 FSC-klagomål.docx
@@ -663,7 +663,7 @@
     <w:r>
       <w:tab/>
       <w:tab/>
-      <w:t>2026-06-30</w:t>
+      <w:t>2026-07-01</w:t>
       <w:br/>
       <w:br/>
     </w:r>

--- a/klagomål/A 24547-2026 FSC-klagomål.docx
+++ b/klagomål/A 24547-2026 FSC-klagomål.docx
@@ -663,7 +663,7 @@
     <w:r>
       <w:tab/>
       <w:tab/>
-      <w:t>2026-07-01</w:t>
+      <w:t>2026-07-02</w:t>
       <w:br/>
       <w:br/>
     </w:r>

--- a/klagomål/A 24547-2026 FSC-klagomål.docx
+++ b/klagomål/A 24547-2026 FSC-klagomål.docx
@@ -663,7 +663,7 @@
     <w:r>
       <w:tab/>
       <w:tab/>
-      <w:t>2026-07-13</w:t>
+      <w:t>2026-07-14</w:t>
       <w:br/>
       <w:br/>
     </w:r>

--- a/klagomål/A 24547-2026 FSC-klagomål.docx
+++ b/klagomål/A 24547-2026 FSC-klagomål.docx
@@ -663,7 +663,7 @@
     <w:r>
       <w:tab/>
       <w:tab/>
-      <w:t>2026-07-14</w:t>
+      <w:t>2026-07-15</w:t>
       <w:br/>
       <w:br/>
     </w:r>

--- a/klagomål/A 24547-2026 FSC-klagomål.docx
+++ b/klagomål/A 24547-2026 FSC-klagomål.docx
@@ -663,7 +663,7 @@
     <w:r>
       <w:tab/>
       <w:tab/>
-      <w:t>2026-07-15</w:t>
+      <w:t>2026-07-16</w:t>
       <w:br/>
       <w:br/>
     </w:r>

--- a/klagomål/A 24547-2026 FSC-klagomål.docx
+++ b/klagomål/A 24547-2026 FSC-klagomål.docx
@@ -663,7 +663,7 @@
     <w:r>
       <w:tab/>
       <w:tab/>
-      <w:t>2026-07-16</w:t>
+      <w:t>2026-07-17</w:t>
       <w:br/>
       <w:br/>
     </w:r>

--- a/klagomål/A 24547-2026 FSC-klagomål.docx
+++ b/klagomål/A 24547-2026 FSC-klagomål.docx
@@ -663,7 +663,7 @@
     <w:r>
       <w:tab/>
       <w:tab/>
-      <w:t>2026-07-17</w:t>
+      <w:t>2026-07-18</w:t>
       <w:br/>
       <w:br/>
     </w:r>

--- a/klagomål/A 24547-2026 FSC-klagomål.docx
+++ b/klagomål/A 24547-2026 FSC-klagomål.docx
@@ -663,7 +663,7 @@
     <w:r>
       <w:tab/>
       <w:tab/>
-      <w:t>2026-07-18</w:t>
+      <w:t>2026-07-19</w:t>
       <w:br/>
       <w:br/>
     </w:r>

--- a/klagomål/A 24547-2026 FSC-klagomål.docx
+++ b/klagomål/A 24547-2026 FSC-klagomål.docx
@@ -663,7 +663,7 @@
     <w:r>
       <w:tab/>
       <w:tab/>
-      <w:t>2026-07-19</w:t>
+      <w:t>2026-07-20</w:t>
       <w:br/>
       <w:br/>
     </w:r>

--- a/klagomål/A 24547-2026 FSC-klagomål.docx
+++ b/klagomål/A 24547-2026 FSC-klagomål.docx
@@ -663,7 +663,7 @@
     <w:r>
       <w:tab/>
       <w:tab/>
-      <w:t>2026-07-20</w:t>
+      <w:t>2026-07-21</w:t>
       <w:br/>
       <w:br/>
     </w:r>

--- a/klagomål/A 24547-2026 FSC-klagomål.docx
+++ b/klagomål/A 24547-2026 FSC-klagomål.docx
@@ -663,7 +663,7 @@
     <w:r>
       <w:tab/>
       <w:tab/>
-      <w:t>2026-07-21</w:t>
+      <w:t>2026-07-22</w:t>
       <w:br/>
       <w:br/>
     </w:r>

--- a/klagomål/A 24547-2026 FSC-klagomål.docx
+++ b/klagomål/A 24547-2026 FSC-klagomål.docx
@@ -663,7 +663,7 @@
     <w:r>
       <w:tab/>
       <w:tab/>
-      <w:t>2026-07-22</w:t>
+      <w:t>2026-07-23</w:t>
       <w:br/>
       <w:br/>
     </w:r>

--- a/klagomål/A 24547-2026 FSC-klagomål.docx
+++ b/klagomål/A 24547-2026 FSC-klagomål.docx
@@ -663,7 +663,7 @@
     <w:r>
       <w:tab/>
       <w:tab/>
-      <w:t>2026-07-23</w:t>
+      <w:t>2026-07-24</w:t>
       <w:br/>
       <w:br/>
     </w:r>

--- a/klagomål/A 24547-2026 FSC-klagomål.docx
+++ b/klagomål/A 24547-2026 FSC-klagomål.docx
@@ -163,7 +163,7 @@
         <w:pStyle w:val="Title"/>
       </w:pPr>
       <w:r>
-        <w:t>Inledande FSC- /PEFC-klagomål – information om höga naturvärden i avverkningsanmälan A 24547-2026 i Arvika kommun</w:t>
+        <w:t>Inledande FSC- /PEFC-klagomål – information om höga naturvärden och fridlysta arter i avverkningsanmälan A 24547-2026 i Arvika kommun</w:t>
       </w:r>
     </w:p>
     <w:p>
@@ -216,12 +216,12 @@
         <w:spacing w:after="240"/>
       </w:pPr>
       <w:r>
-        <w:t>Figur 1. Fyndplatser för naturvårdsarter i avverkningsanmälan. Markörer utan svart kant är placerade på fyndplatsen. Markörer med svart kant är placerade vid sidan av fyndplatsen har ett svart streck som visar fyndplatsens exakta position. Kartans mittpunktskoordinat är N 6591449, E 368763 i SWEREF 99 TM.</w:t>
+        <w:t>Figur 1. Fyndplatser för naturvårdsarter i avverkningsanmälan. Markörer utan svart kant är placerade på fyndplatsen. Markörer med svart kant är placerade vid sidan av fyndplatsen och har ett svart streck som visar fyndplatsens exakta position. Kartans mittpunktskoordinat är N 6591449, E 368763 i SWEREF 99 TM.</w:t>
       </w:r>
     </w:p>
     <w:p>
       <w:r>
-        <w:t>I avverkningsanmälan finns fynd av 1 naturvårdsarter, varav 1 är rödlistad: rotfingersvamp (VU). Se Figur 1.</w:t>
+        <w:t>I avverkningsanmälan finns fynd av 2 naturvårdsarter, varav 2 är rödlistade och 1 är fridlyst: rotfingersvamp (VU) och kungsörn (NT, §4). Se Figur 1.</w:t>
       </w:r>
     </w:p>
     <w:p>
@@ -244,7 +244,7 @@
     </w:p>
     <w:p>
       <w:r>
-        <w:t>Nedan följer beskrivningar av de naturvårdsarter och fridlysta arter som har sina livsmiljöer och växtplatser i den avverkningsanmälda skogen. De påträffade naturvårdsarterna är ett tydligt kvitto på att det rör sig om en skog med höga naturvärden.</w:t>
+        <w:t>Nedan följer beskrivningar av de naturvårdsarter och fridlysta arter som har sina livsmiljöer och växtplatser i den avverkningsanmälda skogen. Se även ytterligare artfakta i BILAGA 1. De påträffade naturvårdsarterna är ett tydligt kvitto på att det rör sig om en skog med höga naturvärden.</w:t>
       </w:r>
     </w:p>
     <w:p>
@@ -256,6 +256,17 @@
       </w:r>
       <w:r>
         <w:t>bildar mykorrhiza med tall, i tallskog på sandiga marker särskilt på åssluttningar. Huvudsakligen förekommer den i norra Sverige, i äldre icke kalavverkad kontinuitetsskog. Rotfingersvamp är placerad högst upp i Skogsstyrelsens värdepyramid för bedömning av skog med höga naturvärden och globalt rödlistad som nära hotad (NT) vilket innebär att Sverige har ett internationellt ansvar för arten. Områden med arten bör skyddas och undantas från rationellt skogsbruk och slutavverkning, kraftig gallring och skogsgödsling måste helt undvikas (IUCN, 2025; SLU Artdatabanken, 2024; Nitare &amp; Skogsstyrelsen, 2019).</w:t>
+      </w:r>
+    </w:p>
+    <w:p>
+      <w:r>
+        <w:rPr>
+          <w:b/>
+        </w:rPr>
+        <w:t>Kungsörn (NT, §4)</w:t>
+      </w:r>
+      <w:r>
+        <w:t xml:space="preserve"> är rödlistad som nära hotad och upptagen i bilaga 1 EU:s fågeldirektiv. Boträd får inte avverkas och skyddande skog bör vid avverkning alltid sparas runt örnbon, även runt s.k. alternativbon. Som utgångspunkt vid bedömning av hur mycket skog som skall lämnas runt boträdet bör 200 meters radie gälla. Under häckningsperioden (1 januari till 31 augusti) är kungsörnen störningskänslig och inga skogsbruksåtgärder eller andra störande verksamheter får förekomma närmare än 500 m från boet under den tiden. Arealen på det sparade skogspartiet kan uppgå till åtskilliga tiotals hektar beroende på t.ex. topografi, vindexponering och insyn. Det är även värdefullt om sammanhängande skog kan lämnas i någon riktning. Avverkning av gammelskog i bergsbranter och annan svår terräng måste undvikas (SLU Artdatabanken, 2024; Skogsstyrelsen, 2016).</w:t>
       </w:r>
     </w:p>
     <w:p>
@@ -310,6 +321,22 @@
       <w:r>
         <w:t>I den avverkningsanmälda skogen har fridlysta arter sina livsmiljöer och växtplatser. Att skada de fridlysta arternas livsmiljöer, växtplatser eller ekologiska funktion är inte tillåtet enligt artskyddsförordningen.</w:t>
       </w:r>
+      <w:r>
+        <w:rPr>
+          <w:i/>
+        </w:rPr>
+        <w:t xml:space="preserve"> EU:s medlemsländer och skogsbolag är skyldiga att agera i enlighet med EU:s fågeldirektiv där det uttryckligen står att direktivet gäller för fåglar samt för deras ägg, bon och </w:t>
+      </w:r>
+      <w:r>
+        <w:rPr>
+          <w:b/>
+          <w:i/>
+        </w:rPr>
+        <w:t xml:space="preserve">livsmiljöer </w:t>
+      </w:r>
+      <w:r>
+        <w:t>(artikel 1). Vidare att de åtgärder som vidtas inte får leda till en försämring av den nuvarande situationen beträffande bevarandet av de fågelarter som avses i artikel 1 (artikel 13).</w:t>
+      </w:r>
     </w:p>
     <w:p>
       <w:r>
@@ -348,7 +375,7 @@
         <w:rPr>
           <w:i/>
         </w:rPr>
-        <w:t>I det avverkningsanmälda skogsområdet har 1 naturvårdsarter varav 1 rödlistade arter sina livsmiljöer och växtplatser.</w:t>
+        <w:t>I det avverkningsanmälda skogsområdet har 2 naturvårdsarter varav 2 rödlistade arter sina livsmiljöer och växtplatser.</w:t>
       </w:r>
     </w:p>
     <w:p>
@@ -535,6 +562,83 @@
         <w:t>I den avverkningsanmälda skogen har fridlysta arter sina livsmiljöer och växtplatser. Att skada de fridlysta arternas livsmiljöer, växtplatser eller ekologiska funktion är inte tillåtet enligt artskyddsförordningen</w:t>
       </w:r>
     </w:p>
+    <w:p>
+      <w:r>
+        <w:br w:type="page"/>
+      </w:r>
+    </w:p>
+    <w:p>
+      <w:pPr>
+        <w:pStyle w:val="Title"/>
+      </w:pPr>
+      <w:r>
+        <w:t>BILAGA 1 – Fridlysta arter</w:t>
+      </w:r>
+    </w:p>
+    <w:p>
+      <w:pPr>
+        <w:pStyle w:val="Heading1"/>
+      </w:pPr>
+      <w:r>
+        <w:t>Kungsörn – ekologi samt krav på livsmiljön</w:t>
+      </w:r>
+    </w:p>
+    <w:p>
+      <w:r>
+        <w:t>Kungsörn är rödlistad som nära hotad (NT) och fridlyst enligt 4§ Artskyddsförordningen samt upptagen i bilaga 1 EU:s fågeldirektiv. Kungsörnen häckar i skogs- och fjällområden där den bygger stora risbon i grova träd eller på klipphyllor. Risboet är ca 1,5 m i diameter och i extremfall upp till 5 m högt, vanligtvis beläget i en kraftig tall eller i ett klippstup, ofta med utsikt över terrängen. Varje par har ofta flera alternativa boplatser inom sitt revir och dessa kan ligga åtskilliga kilometer från varandra (upp till 6,5 km konstaterat i Norge). Bon i träd placeras oftast på 2/3 höjd, mera sällan i eller nära toppen (SLU Artdatabanken, 2024).</w:t>
+      </w:r>
+    </w:p>
+    <w:p>
+      <w:r>
+        <w:t>I marker med medelgod bytestillgång är avståndet mellan etablerade par under naturliga förhållanden i genomsnitt cirka 10 km. I områden med gott om byten, som t.ex. i Skåne och Gotland men lokalt även i Norrland, kan avstånden vara betydligt kortare. Till exempel på Gotland har samtidiga häckningar skett i bon belägna endast lite drygt tre kilometer från varandra. I fattiga norrlandsskogar är medelavståndet mellan paren drygt 15 km. (SLU Artdatabanken, 2024).</w:t>
+      </w:r>
+    </w:p>
+    <w:p>
+      <w:r>
+        <w:t>Boträd får inte avverkas och skyddande skog bör vid avverkning alltid sparas runt örnbon, även runt s.k. alternativbon. Som utgångspunkt vid bedömning av hur mycket skog som skall lämnas runt boträdet bör 200 meters radie gälla. Under häckningsperioden (1 januari till 31 augusti) är kungsörnen störningskänslig och inga skogsbruksåtgärder eller annan störande berksamhet får förekomma närmare än 500 m från boet under den tiden. Arealen på det sparade skogspartiet kan uppgå till åtskilliga tiotals hektar beroende på t.ex. topografi, vindexponering och insyn. Det är även värdefullt om sammanhängande skog kan lämnas i någon riktning. Avverkning av gammelskog i bergsbranter och annan svår terräng måste undvikas (SLU Artdatabanken, 2024; Skogsstyrelsen, 2016).</w:t>
+      </w:r>
+    </w:p>
+    <w:p>
+      <w:r>
+        <w:t>Kungsörnen har på lång sikt en något osäker framtid på grund av den genomhuggning och kalavverkning av äldre, urskogsartade bestånd som fortfarande sker långt upp mot fjällområdena. Därvid kan brist på lämpliga boträd uppstå, likaså försämrad bytestillgång. Boträden, tallar i minst 95 % av fallen, bör vara kraftiga och i Norrland helst minst 200 år gamla. Medelåldern på 97 friska träd var 311 år vid en studie i Norrland 1975–1980. På Gotland har medelåldern på boträden konstaterats vara 145 år. Den gammelskog som i dagens läge finns kvar i Norrland hittas framför allt i svåravverkade, branta sluttningar i anslutning till berg, på blockrika berg, i eller i anslutning till raviner och sprickdalar eller på myrholmar. Eftersom ungefär halva den svenska kungsörnsstammen är beroende av lämpliga boträd skulle en mer omfattande avverkning i ovan nämnda terrängtyper troligen vara starkt negativ för artens fortbestånd. (SLU Artdatabanken, 2024).</w:t>
+      </w:r>
+    </w:p>
+    <w:p>
+      <w:pPr>
+        <w:pStyle w:val="Heading2"/>
+      </w:pPr>
+      <w:r>
+        <w:t>Referenser – kungsörn</w:t>
+      </w:r>
+    </w:p>
+    <w:p>
+      <w:r>
+        <w:t xml:space="preserve">Skogsstyrelsen, 2016. </w:t>
+      </w:r>
+      <w:r>
+        <w:rPr>
+          <w:i/>
+        </w:rPr>
+        <w:t xml:space="preserve">Vägledning för hänsyn till kungsörn. </w:t>
+      </w:r>
+      <w:r>
+        <w:t>Vägledningar och kunskapsstöd artskydd – Skogsstyrelsen</w:t>
+      </w:r>
+    </w:p>
+    <w:p>
+      <w:r>
+        <w:t xml:space="preserve">SLU Artdatabanken, 2024. </w:t>
+      </w:r>
+      <w:r>
+        <w:rPr>
+          <w:i/>
+        </w:rPr>
+        <w:t xml:space="preserve">Artfaktablad. Naturvård – artfakta. </w:t>
+      </w:r>
+      <w:r>
+        <w:t>SLU Artdatabanken, Uppsala</w:t>
+      </w:r>
+    </w:p>
     <w:sectPr>
       <w:headerReference w:type="even" r:id="rId8"/>
       <w:headerReference w:type="default" r:id="rId9"/>
@@ -663,7 +767,7 @@
     <w:r>
       <w:tab/>
       <w:tab/>
-      <w:t>2026-08-14</w:t>
+      <w:t>2026-08-15</w:t>
       <w:br/>
       <w:br/>
     </w:r>

--- a/klagomål/A 24547-2026 FSC-klagomål.docx
+++ b/klagomål/A 24547-2026 FSC-klagomål.docx
@@ -767,7 +767,7 @@
     <w:r>
       <w:tab/>
       <w:tab/>
-      <w:t>2026-08-15</w:t>
+      <w:t>2026-08-16</w:t>
       <w:br/>
       <w:br/>
     </w:r>

--- a/klagomål/A 24547-2026 FSC-klagomål.docx
+++ b/klagomål/A 24547-2026 FSC-klagomål.docx
@@ -767,7 +767,7 @@
     <w:r>
       <w:tab/>
       <w:tab/>
-      <w:t>2026-08-16</w:t>
+      <w:t>2026-08-17</w:t>
       <w:br/>
       <w:br/>
     </w:r>

--- a/klagomål/A 24547-2026 FSC-klagomål.docx
+++ b/klagomål/A 24547-2026 FSC-klagomål.docx
@@ -767,7 +767,7 @@
     <w:r>
       <w:tab/>
       <w:tab/>
-      <w:t>2026-08-17</w:t>
+      <w:t>2026-08-18</w:t>
       <w:br/>
       <w:br/>
     </w:r>

--- a/klagomål/A 24547-2026 FSC-klagomål.docx
+++ b/klagomål/A 24547-2026 FSC-klagomål.docx
@@ -767,7 +767,7 @@
     <w:r>
       <w:tab/>
       <w:tab/>
-      <w:t>2026-08-18</w:t>
+      <w:t>2026-08-19</w:t>
       <w:br/>
       <w:br/>
     </w:r>

--- a/klagomål/A 24547-2026 FSC-klagomål.docx
+++ b/klagomål/A 24547-2026 FSC-klagomål.docx
@@ -767,7 +767,7 @@
     <w:r>
       <w:tab/>
       <w:tab/>
-      <w:t>2026-08-19</w:t>
+      <w:t>2026-08-20</w:t>
       <w:br/>
       <w:br/>
     </w:r>

--- a/klagomål/A 24547-2026 FSC-klagomål.docx
+++ b/klagomål/A 24547-2026 FSC-klagomål.docx
@@ -767,7 +767,7 @@
     <w:r>
       <w:tab/>
       <w:tab/>
-      <w:t>2026-08-20</w:t>
+      <w:t>2026-08-21</w:t>
       <w:br/>
       <w:br/>
     </w:r>

--- a/klagomål/A 24547-2026 FSC-klagomål.docx
+++ b/klagomål/A 24547-2026 FSC-klagomål.docx
@@ -767,7 +767,7 @@
     <w:r>
       <w:tab/>
       <w:tab/>
-      <w:t>2026-08-21</w:t>
+      <w:t>2026-08-22</w:t>
       <w:br/>
       <w:br/>
     </w:r>

--- a/klagomål/A 24547-2026 FSC-klagomål.docx
+++ b/klagomål/A 24547-2026 FSC-klagomål.docx
@@ -767,7 +767,7 @@
     <w:r>
       <w:tab/>
       <w:tab/>
-      <w:t>2026-08-22</w:t>
+      <w:t>2026-08-23</w:t>
       <w:br/>
       <w:br/>
     </w:r>

--- a/klagomål/A 24547-2026 FSC-klagomål.docx
+++ b/klagomål/A 24547-2026 FSC-klagomål.docx
@@ -767,7 +767,7 @@
     <w:r>
       <w:tab/>
       <w:tab/>
-      <w:t>2026-08-23</w:t>
+      <w:t>2026-08-24</w:t>
       <w:br/>
       <w:br/>
     </w:r>

--- a/klagomål/A 24547-2026 FSC-klagomål.docx
+++ b/klagomål/A 24547-2026 FSC-klagomål.docx
@@ -767,7 +767,7 @@
     <w:r>
       <w:tab/>
       <w:tab/>
-      <w:t>2026-08-24</w:t>
+      <w:t>2026-08-25</w:t>
       <w:br/>
       <w:br/>
     </w:r>

--- a/klagomål/A 24547-2026 FSC-klagomål.docx
+++ b/klagomål/A 24547-2026 FSC-klagomål.docx
@@ -767,7 +767,7 @@
     <w:r>
       <w:tab/>
       <w:tab/>
-      <w:t>2026-08-25</w:t>
+      <w:t>2026-08-26</w:t>
       <w:br/>
       <w:br/>
     </w:r>

--- a/klagomål/A 24547-2026 FSC-klagomål.docx
+++ b/klagomål/A 24547-2026 FSC-klagomål.docx
@@ -767,7 +767,7 @@
     <w:r>
       <w:tab/>
       <w:tab/>
-      <w:t>2026-08-26</w:t>
+      <w:t>2026-08-27</w:t>
       <w:br/>
       <w:br/>
     </w:r>

--- a/klagomål/A 24547-2026 FSC-klagomål.docx
+++ b/klagomål/A 24547-2026 FSC-klagomål.docx
@@ -767,7 +767,7 @@
     <w:r>
       <w:tab/>
       <w:tab/>
-      <w:t>2026-08-27</w:t>
+      <w:t>2026-08-28</w:t>
       <w:br/>
       <w:br/>
     </w:r>

--- a/klagomål/A 24547-2026 FSC-klagomål.docx
+++ b/klagomål/A 24547-2026 FSC-klagomål.docx
@@ -767,7 +767,7 @@
     <w:r>
       <w:tab/>
       <w:tab/>
-      <w:t>2026-08-28</w:t>
+      <w:t>2026-08-29</w:t>
       <w:br/>
       <w:br/>
     </w:r>

--- a/klagomål/A 24547-2026 FSC-klagomål.docx
+++ b/klagomål/A 24547-2026 FSC-klagomål.docx
@@ -767,7 +767,7 @@
     <w:r>
       <w:tab/>
       <w:tab/>
-      <w:t>2026-08-29</w:t>
+      <w:t>2026-08-31</w:t>
       <w:br/>
       <w:br/>
     </w:r>

--- a/klagomål/A 24547-2026 FSC-klagomål.docx
+++ b/klagomål/A 24547-2026 FSC-klagomål.docx
@@ -767,7 +767,7 @@
     <w:r>
       <w:tab/>
       <w:tab/>
-      <w:t>2026-08-31</w:t>
+      <w:t>2026-09-01</w:t>
       <w:br/>
       <w:br/>
     </w:r>

--- a/klagomål/A 24547-2026 FSC-klagomål.docx
+++ b/klagomål/A 24547-2026 FSC-klagomål.docx
@@ -767,7 +767,7 @@
     <w:r>
       <w:tab/>
       <w:tab/>
-      <w:t>2026-09-01</w:t>
+      <w:t>2026-09-02</w:t>
       <w:br/>
       <w:br/>
     </w:r>

--- a/klagomål/A 24547-2026 FSC-klagomål.docx
+++ b/klagomål/A 24547-2026 FSC-klagomål.docx
@@ -767,7 +767,7 @@
     <w:r>
       <w:tab/>
       <w:tab/>
-      <w:t>2026-09-02</w:t>
+      <w:t>2026-09-03</w:t>
       <w:br/>
       <w:br/>
     </w:r>

--- a/klagomål/A 24547-2026 FSC-klagomål.docx
+++ b/klagomål/A 24547-2026 FSC-klagomål.docx
@@ -767,7 +767,7 @@
     <w:r>
       <w:tab/>
       <w:tab/>
-      <w:t>2026-09-03</w:t>
+      <w:t>2026-09-04</w:t>
       <w:br/>
       <w:br/>
     </w:r>

--- a/klagomål/A 24547-2026 FSC-klagomål.docx
+++ b/klagomål/A 24547-2026 FSC-klagomål.docx
@@ -767,7 +767,7 @@
     <w:r>
       <w:tab/>
       <w:tab/>
-      <w:t>2026-09-04</w:t>
+      <w:t>2026-09-05</w:t>
       <w:br/>
       <w:br/>
     </w:r>

--- a/klagomål/A 24547-2026 FSC-klagomål.docx
+++ b/klagomål/A 24547-2026 FSC-klagomål.docx
@@ -767,7 +767,7 @@
     <w:r>
       <w:tab/>
       <w:tab/>
-      <w:t>2026-09-05</w:t>
+      <w:t>2026-09-06</w:t>
       <w:br/>
       <w:br/>
     </w:r>

--- a/klagomål/A 24547-2026 FSC-klagomål.docx
+++ b/klagomål/A 24547-2026 FSC-klagomål.docx
@@ -767,7 +767,7 @@
     <w:r>
       <w:tab/>
       <w:tab/>
-      <w:t>2026-09-06</w:t>
+      <w:t>2026-09-07</w:t>
       <w:br/>
       <w:br/>
     </w:r>

--- a/klagomål/A 24547-2026 FSC-klagomål.docx
+++ b/klagomål/A 24547-2026 FSC-klagomål.docx
@@ -767,7 +767,7 @@
     <w:r>
       <w:tab/>
       <w:tab/>
-      <w:t>2026-09-07</w:t>
+      <w:t>2026-09-08</w:t>
       <w:br/>
       <w:br/>
     </w:r>

--- a/klagomål/A 24547-2026 FSC-klagomål.docx
+++ b/klagomål/A 24547-2026 FSC-klagomål.docx
@@ -767,7 +767,7 @@
     <w:r>
       <w:tab/>
       <w:tab/>
-      <w:t>2026-09-08</w:t>
+      <w:t>2026-09-09</w:t>
       <w:br/>
       <w:br/>
     </w:r>

--- a/klagomål/A 24547-2026 FSC-klagomål.docx
+++ b/klagomål/A 24547-2026 FSC-klagomål.docx
@@ -767,7 +767,7 @@
     <w:r>
       <w:tab/>
       <w:tab/>
-      <w:t>2026-09-09</w:t>
+      <w:t>2026-09-10</w:t>
       <w:br/>
       <w:br/>
     </w:r>

--- a/klagomål/A 24547-2026 FSC-klagomål.docx
+++ b/klagomål/A 24547-2026 FSC-klagomål.docx
@@ -767,7 +767,7 @@
     <w:r>
       <w:tab/>
       <w:tab/>
-      <w:t>2026-09-10</w:t>
+      <w:t>2026-09-11</w:t>
       <w:br/>
       <w:br/>
     </w:r>

--- a/klagomål/A 24547-2026 FSC-klagomål.docx
+++ b/klagomål/A 24547-2026 FSC-klagomål.docx
@@ -767,7 +767,7 @@
     <w:r>
       <w:tab/>
       <w:tab/>
-      <w:t>2026-09-11</w:t>
+      <w:t>2026-09-12</w:t>
       <w:br/>
       <w:br/>
     </w:r>

--- a/klagomål/A 24547-2026 FSC-klagomål.docx
+++ b/klagomål/A 24547-2026 FSC-klagomål.docx
@@ -767,7 +767,7 @@
     <w:r>
       <w:tab/>
       <w:tab/>
-      <w:t>2026-09-12</w:t>
+      <w:t>2026-09-13</w:t>
       <w:br/>
       <w:br/>
     </w:r>
